--- a/extension/docs/kwork/KW001_AI_NATIVE_YANDEX_ALICE/tests/OKNO_MSK/OKNO_MSK_RESEARCH_RELEASE_STEP05A_PROPAGATED_2026-09-09/editable/01_OKNO_MSK_CLIENT_RESEARCH_REPORT_RU_2026-09-09.docx
+++ b/extension/docs/kwork/KW001_AI_NATIVE_YANDEX_ALICE/tests/OKNO_MSK/OKNO_MSK_RESEARCH_RELEASE_STEP05A_PROPAGATED_2026-09-09/editable/01_OKNO_MSK_CLIENT_RESEARCH_REPORT_RU_2026-09-09.docx
@@ -106,6 +106,11 @@
         </w:rPr>
         <w:t xml:space="preserve"> Для проверки использовались девять сайтов, страницы которых ранее реально встречались в сохранённой обычной выдаче Яндекса по исследуемым запросам. Случайный обход сайтов и расширение списка конкурентов по доменам не выполнялись.</w:t>
       </w:r>
+    </w:p>
+    <w:p>
+      <w:pPr>
+        <w:pageBreakBefore/>
+      </w:pPr>
     </w:p>
     <w:tbl>
       <w:tblPr>

--- a/extension/docs/kwork/KW001_AI_NATIVE_YANDEX_ALICE/tests/OKNO_MSK/OKNO_MSK_RESEARCH_RELEASE_STEP05A_PROPAGATED_2026-09-09/editable/01_OKNO_MSK_CLIENT_RESEARCH_REPORT_RU_2026-09-09.docx
+++ b/extension/docs/kwork/KW001_AI_NATIVE_YANDEX_ALICE/tests/OKNO_MSK/OKNO_MSK_RESEARCH_RELEASE_STEP05A_PROPAGATED_2026-09-09/editable/01_OKNO_MSK_CLIENT_RESEARCH_REPORT_RU_2026-09-09.docx
@@ -59,7 +59,7 @@
           <w:rFonts w:ascii="Liberation Sans" w:hAnsi="Liberation Sans"/>
           <w:b w:val="0"/>
         </w:rPr>
-        <w:t>Обычная выдача Яндекса использовалась для тех формулировок, где от результата зависело правильное распределение спроса: например, нужно было отделить покупку от монтажа, объект остекления от материала, информационный интерес от коммерческой услуги. По первоначальному ядру сохранена выдача по 75 таким запросам. После анализа конкурентов ещё 6 новых спорных формулировок были отдельно проверены в обычной выдаче Яндекса. Всего в исследовании сохранена точная выдача по 81 запросу.</w:t>
+        <w:t>Обычная выдача Яндекса использовалась для тех формулировок, где от результата зависело правильное распределение спроса: например, нужно было отделить покупку от монтажа, объект остекления от материала, информационный интерес от коммерческой услуги. В основной цепочке семантических и страничных решений сохранена точная выдача по 81 запросу. Отдельно внутри этапа анализа конкурентов обычная выдача использовалась для обнаружения и подтверждения новых направлений; эти проверки относятся к сбору и расширению семантики и поэтому не смешиваются с 81 проверкой итоговых границ.</w:t>
       </w:r>
     </w:p>
     <w:p>
@@ -77,7 +77,7 @@
         <w:pStyle w:val="Heading2"/>
       </w:pPr>
       <w:r>
-        <w:t>Дополнительный анализ конкурентов и расширение ядра</w:t>
+        <w:t>Анализ конкурентов и расширение семантики</w:t>
       </w:r>
     </w:p>
     <w:p>
@@ -87,7 +87,7 @@
           <w:rFonts w:ascii="Liberation Sans" w:hAnsi="Liberation Sans"/>
           <w:b w:val="0"/>
         </w:rPr>
-        <w:t>После основного исследования отдельно проверили, какие темы у конкурентов заметны в обычной выдаче Яндекса, но могли быть пропущены при первоначальном сборе ядра. Цель этого этапа — не копировать структуру чужих сайтов и не создавать страницы по одному факту наличия темы у конкурента, а найти возможные пробелы, затем проверить реальный спрос и только после этого решить, нужна ли тема сайту «Окно Москва».</w:t>
+        <w:t>В последовательность исследования входит отдельный этап проверки конкурентных пробелов. Он выполняется после базового сбора спроса в Wordstat и до окончательной очистки, группировки и назначения страниц. На этом этапе мы проверили, какие темы у реальных конкурентов в обычной выдаче Яндекса не представлены или представлены недостаточно в уже собранном спросе. Цель — не копировать чужую структуру, а найти возможные пропуски, подтвердить реальный спрос и только затем включать подходящие формулировки в общее ядро.</w:t>
       </w:r>
     </w:p>
     <w:p>
@@ -104,13 +104,8 @@
           <w:rFonts w:ascii="Liberation Sans" w:hAnsi="Liberation Sans"/>
           <w:b w:val="0"/>
         </w:rPr>
-        <w:t xml:space="preserve"> Для проверки использовались девять сайтов, страницы которых ранее реально встречались в сохранённой обычной выдаче Яндекса по исследуемым запросам. Случайный обход сайтов и расширение списка конкурентов по доменам не выполнялись.</w:t>
+        <w:t xml:space="preserve"> Для проверки использовались девять сайтов, страницы которых реально встречались в сохранённой обычной выдаче Яндекса по исследуемым запросам. Случайный обход сайтов и расширение списка конкурентов только по названию домена не использовались.</w:t>
       </w:r>
-    </w:p>
-    <w:p>
-      <w:pPr>
-        <w:pageBreakBefore/>
-      </w:pPr>
     </w:p>
     <w:tbl>
       <w:tblPr>
@@ -126,6 +121,7 @@
       <w:tr>
         <w:trPr>
           <w:cantSplit/>
+          <w:tblHeader w:val="true"/>
         </w:trPr>
         <w:tc>
           <w:tcPr>
@@ -545,7 +541,7 @@
           <w:rFonts w:ascii="Liberation Sans" w:hAnsi="Liberation Sans"/>
           <w:b w:val="0"/>
         </w:rPr>
-        <w:t>На 44 страницах зафиксировали 92 тематических упоминания и свели их в 43 направления, чтобы одинаковые или близкие темы не считать несколько раз. Дальше каждое направление сравнили с уже собранным ядром и границами бизнеса.</w:t>
+        <w:t>На 44 страницах зафиксировали 92 тематических упоминания и свели их в 43 направления, чтобы одинаковые или близкие темы не считать несколько раз. Каждое направление сопоставили с уже приобретённым спросом и границами бизнеса.</w:t>
       </w:r>
     </w:p>
     <w:p>
@@ -555,7 +551,7 @@
           <w:rFonts w:ascii="Liberation Sans" w:hAnsi="Liberation Sans"/>
           <w:b w:val="0"/>
         </w:rPr>
-        <w:t>Результат отбора был таким:</w:t>
+        <w:t>Результат отбора:</w:t>
       </w:r>
     </w:p>
     <w:p>
@@ -571,7 +567,7 @@
           <w:rFonts w:ascii="Liberation Sans" w:hAnsi="Liberation Sans"/>
           <w:b w:val="0"/>
         </w:rPr>
-        <w:t>22 направления уже были покрыты существующим ядром и не требовали расширения;</w:t>
+        <w:t>22 направления уже были покрыты собранным спросом и не требовали расширения;</w:t>
       </w:r>
     </w:p>
     <w:p>
@@ -603,7 +599,7 @@
           <w:rFonts w:ascii="Liberation Sans" w:hAnsi="Liberation Sans"/>
           <w:b w:val="0"/>
         </w:rPr>
-        <w:t>по 4 направлениям до Wordstat не было достаточных оснований продолжать расширение;</w:t>
+        <w:t>по 4 направлениям не было достаточных оснований продолжать расширение;</w:t>
       </w:r>
     </w:p>
     <w:p>
@@ -635,7 +631,7 @@
           <w:rFonts w:ascii="Liberation Sans" w:hAnsi="Liberation Sans"/>
           <w:b w:val="0"/>
         </w:rPr>
-        <w:t>по этим 14 направлениям получили 160 проверяемых формулировок;</w:t>
+        <w:t>по этим направлениям получили 160 проверяемых формулировок;</w:t>
       </w:r>
     </w:p>
     <w:p>
@@ -651,7 +647,7 @@
           <w:rFonts w:ascii="Liberation Sans" w:hAnsi="Liberation Sans"/>
           <w:b w:val="0"/>
         </w:rPr>
-        <w:t>из них выделили 20 формулировок, где требовалась точная проверка смысла в обычной выдаче Яндекса;</w:t>
+        <w:t>из них выделили 20 кандидатов на точную смысловую проверку;</w:t>
       </w:r>
     </w:p>
     <w:p>
@@ -667,7 +663,23 @@
           <w:rFonts w:ascii="Liberation Sans" w:hAnsi="Liberation Sans"/>
           <w:b w:val="0"/>
         </w:rPr>
-        <w:t>итогом стали 16 новых поисковых фраз в семи подтверждённых направлениях.</w:t>
+        <w:t>для спорных направлений были предусмотрены 9 проверок в обычной выдаче Яндекса: 7 дали сохранённую TOP10, по 2 устойчивого результата не получили и не усиливали решение догадками;</w:t>
+      </w:r>
+    </w:p>
+    <w:p>
+      <w:pPr>
+        <w:spacing w:after="50"/>
+        <w:ind w:left="255" w:hanging="142"/>
+      </w:pPr>
+      <w:r>
+        <w:t xml:space="preserve">• </w:t>
+      </w:r>
+      <w:r>
+        <w:rPr>
+          <w:rFonts w:ascii="Liberation Sans" w:hAnsi="Liberation Sans"/>
+          <w:b w:val="0"/>
+        </w:rPr>
+        <w:t>итогом стали 16 новых поисковых фраз, принятых в семи подтверждённых направлениях.</w:t>
       </w:r>
     </w:p>
     <w:p>
@@ -677,14 +689,14 @@
           <w:rFonts w:ascii="Liberation Sans" w:hAnsi="Liberation Sans"/>
           <w:b w:val="0"/>
         </w:rPr>
-        <w:t xml:space="preserve">Таким образом, цепочка дополнительной работы выглядела так: </w:t>
+        <w:t xml:space="preserve">Линейная цепочка этого этапа: </w:t>
       </w:r>
       <w:r>
         <w:rPr>
           <w:rFonts w:ascii="Liberation Sans" w:hAnsi="Liberation Sans"/>
           <w:b/>
         </w:rPr>
-        <w:t>9 конкурентов → 44 страницы → 92 тематических упоминания → 43 сводных направления → 14 направлений с проверкой спроса → 160 формулировок → 20 кандидатов на точную проверку → 16 новых фраз в 7 направлениях.</w:t>
+        <w:t>реальные конкуренты в Яндексе → 9 конкурентов → 44 страницы → 92 тематических упоминания → 43 сводных направления → 14 направлений в Wordstat → 160 формулировок → 20 кандидатов → проверка спорных направлений в обычном Яндексе → 16 принятых фраз в 7 направлениях → объединение с общим семантическим корпусом.</w:t>
       </w:r>
     </w:p>
     <w:p>
@@ -702,7 +714,7 @@
         <w:pStyle w:val="Heading2"/>
       </w:pPr>
       <w:r>
-        <w:t>Какие 16 фраз добавлены и чем закончилась их проверка</w:t>
+        <w:t>Какие 16 фраз вошли в итоговое ядро</w:t>
       </w:r>
     </w:p>
     <w:p>
@@ -712,7 +724,21 @@
           <w:rFonts w:ascii="Liberation Sans" w:hAnsi="Liberation Sans"/>
           <w:b w:val="0"/>
         </w:rPr>
-        <w:t>Все 16 новых фраз включены в итоговый сохранённый корпус. После дополнительной проверки девять получили точное назначение на существующую страницу. Семь фраз оставлены активными без принудительного назначения точной страницы: по ним тематическое направление понятно, но для внедрения не доказана точная страница или граница услуги. Это конечный результат текущего исследования, а не пропущенный этап работы.</w:t>
+        <w:t xml:space="preserve">Все 16 фраз были объединены с общим семантическим корпусом </w:t>
+      </w:r>
+      <w:r>
+        <w:rPr>
+          <w:rFonts w:ascii="Liberation Sans" w:hAnsi="Liberation Sans"/>
+          <w:b/>
+        </w:rPr>
+        <w:t>до финальной очистки, группировки и назначения страниц</w:t>
+      </w:r>
+      <w:r>
+        <w:rPr>
+          <w:rFonts w:ascii="Liberation Sans" w:hAnsi="Liberation Sans"/>
+          <w:b w:val="0"/>
+        </w:rPr>
+        <w:t>. Дальше они прошли ту же цепочку решений, что и остальной спрос. Девять получили точное назначение на существующую страницу. Семь оставлены активными без принудительного назначения точной страницы: тематическое направление понятно, но для внедрения не доказана точная страница или граница услуги. Это конечный результат текущего исследования для этих формулировок.</w:t>
       </w:r>
     </w:p>
     <w:p>
@@ -833,7 +859,7 @@
           <w:rFonts w:ascii="Liberation Sans" w:hAnsi="Liberation Sans"/>
           <w:b w:val="0"/>
         </w:rPr>
-        <w:t xml:space="preserve"> все шесть фраз сохранены в ядре, но точная существующая страница и соответствие конкретной услуги компании не доказаны. Новую страницу по ним не создаём и готовое задание на сайт не формируем до появления такого подтверждения.</w:t>
+        <w:t xml:space="preserve"> все шесть фраз сохранены в ядре, но точная существующая страница и соответствие конкретной услуги компании не доказаны. Новую страницу по ним не создаём и готовое задание на сайт не формируем без подтверждения этих границ.</w:t>
       </w:r>
     </w:p>
     <w:p>
@@ -1153,7 +1179,7 @@
           <w:rFonts w:ascii="Liberation Sans" w:hAnsi="Liberation Sans"/>
           <w:b w:val="0"/>
         </w:rPr>
-        <w:t xml:space="preserve">Дополнительная проверка не дала оснований создавать новые страницы: </w:t>
+        <w:t xml:space="preserve">Конкурентная ветка исследования не дала оснований создавать отдельные новые страницы: </w:t>
       </w:r>
       <w:r>
         <w:rPr>
@@ -1167,7 +1193,7 @@
           <w:rFonts w:ascii="Liberation Sans" w:hAnsi="Liberation Sans"/>
           <w:b w:val="0"/>
         </w:rPr>
-        <w:t>. Практический результат этого этапа — расширение семантического покрытия и более точное распределение новых формулировок между уже существующими материалами без искусственного раздувания структуры.</w:t>
+        <w:t>. Её практический результат — расширение семантического покрытия и более точное распределение новых формулировок между существующими материалами без искусственного раздувания структуры.</w:t>
       </w:r>
     </w:p>
     <w:p>
@@ -1177,7 +1203,7 @@
           <w:rFonts w:ascii="Liberation Sans" w:hAnsi="Liberation Sans"/>
           <w:b w:val="0"/>
         </w:rPr>
-        <w:t>После добавления этих фраз полный сохранённый корпус содержит 2 856 уникальных фраз. Активное ядро содержит 2 348 фраз; 2 322 активные фразы имеют точное назначение на существующую страницу, 26 оставлены без принудительного точного назначения, включая семь новых формулировок из проверки конкурентов.</w:t>
+        <w:t>Итоговый объединённый корпус содержит 2 856 уникальных фраз. Активное ядро содержит 2 348 фраз; 2 322 активные фразы имеют точное назначение на существующую страницу, 26 оставлены без принудительного точного назначения, включая семь формулировок, найденных через конкурентный этап.</w:t>
       </w:r>
     </w:p>
     <w:p>
@@ -1187,7 +1213,7 @@
           <w:rFonts w:ascii="Liberation Sans" w:hAnsi="Liberation Sans"/>
           <w:b w:val="0"/>
         </w:rPr>
-        <w:t>Проверка конкурентов использовалась только как способ найти возможные пробелы. Сам факт наличия темы у другого сайта не считался доказательством спроса, необходимости новой страницы или будущего трафика. Решения принимались после сверки с существующим ядром, Wordstat, обычной выдачей Яндекса и границами сайта «Окно Москва».</w:t>
+        <w:t>Конкурентный анализ использовался как один из штатных источников расширения семантики. Сам факт наличия темы у другого сайта не считался доказательством спроса, необходимости новой страницы или будущего трафика: решение требовало подтверждения спроса, соответствия бизнесу и поискового смысла.</w:t>
       </w:r>
     </w:p>
     <w:p>
@@ -1205,7 +1231,7 @@
           <w:rFonts w:ascii="Liberation Sans" w:hAnsi="Liberation Sans"/>
           <w:b w:val="0"/>
         </w:rPr>
-        <w:t>Сначала был изучен сам сайт: услуги, товарные направления, информационные материалы и существующие страницы, на которые может приходиться поисковый спрос. После этого до просмотра результатов Wordstat был зафиксирован первый набор из 18 широких стартовых формулировок по основным направлениям бизнеса. Сбор выполнялся для Москвы и был нужен, чтобы получить реальную лексику спроса, синонимы и уточняющие формулировки.</w:t>
+        <w:t>Сначала изучили сам сайт: услуги, товарные направления, информационные материалы, существующие страницы, границы бизнеса и сценарии, ради которых пользователь приходит на сайт.</w:t>
       </w:r>
     </w:p>
     <w:p>
@@ -1215,7 +1241,7 @@
           <w:rFonts w:ascii="Liberation Sans" w:hAnsi="Liberation Sans"/>
           <w:b w:val="0"/>
         </w:rPr>
-        <w:t>Первый сбор в Wordstat дал 2 415 поисковых фраз. Затем отдельно расширили четыре направления, для которых первичный сбор оставлял заметный пробел: оконную фурнитуру, панорамные окна, остекление балкона с выносом и окна для частного дома. Второй сбор дал ещё 550 фраз. Всего до объединения повторов было собрано 2 965 поисковых фраз.</w:t>
+        <w:t>Затем собрали базовый спрос в Wordstat по Москве. До просмотра результатов был зафиксирован набор из 18 широких стартовых формулировок по основным направлениям бизнеса. Первый сбор дал 2 415 поисковых фраз. Четыре направления, где базовый сбор оставлял заметный пробел — оконная фурнитура, панорамные окна, остекление балкона с выносом и окна для частного дома — расширили отдельными запросами и получили ещё 550 фраз. Всего до объединения повторов было собрано 2 965 строк, после объединения повторов — 2 840 уникальных фраз базового спроса.</w:t>
       </w:r>
     </w:p>
     <w:p>
@@ -1225,7 +1251,7 @@
           <w:rFonts w:ascii="Liberation Sans" w:hAnsi="Liberation Sans"/>
           <w:b w:val="0"/>
         </w:rPr>
-        <w:t>Вместе с поисковыми фразами Wordstat показывал показатель частотности по Москве. Эти значения использовались, чтобы видеть масштаб спроса по направлениям и учитывать его при анализе ядра. После объединения повторов осталось 2 840 уникальных поисковых фраз.</w:t>
+        <w:t>Следующим этапом дорожной карты был анализ конкурентных пробелов. По реальной выдаче Яндекса выбрали девять конкурентов и разобрали 44 страницы, на которых зафиксировали 92 тематических упоминания. Их свели в 43 направления и сравнили с уже собранным спросом и границами бизнеса. 14 направлений передали в Wordstat, получили 160 формулировок, выделили 20 кандидатов для более точной проверки и в итоге приняли 16 новых фраз в семи направлениях. Эти 16 фраз сразу объединили с остальным спросом; они не существовали как отдельное «дополнение» к уже завершённому ядру.</w:t>
       </w:r>
     </w:p>
     <w:p>
@@ -1235,7 +1261,7 @@
           <w:rFonts w:ascii="Liberation Sans" w:hAnsi="Liberation Sans"/>
           <w:b w:val="0"/>
         </w:rPr>
-        <w:t>Из 2 840 уникальных фраз 334 были исключены как нерелевантные, выходящие за рамки задачи или механические. Ещё 174 не включили в активное ядро, чтобы не назначать их страницам без достаточных оснований. В дальнейший анализ распределения спроса по страницам вошли 2 348 активных поисковых фраз.</w:t>
+        <w:t>После объединения базового и конкурентного сбора итоговый сохранённый корпус составил 2 856 уникальных фраз. Уже этот объединённый корпус прошёл финальную очистку и заморозку: 334 фразы исключили как нерелевантные, выходящие за рамки задачи или механические; ещё 174 сохранили вне активного ядра, чтобы не назначать их страницам без достаточных оснований. В активное ядро вошли 2 348 фраз.</w:t>
       </w:r>
     </w:p>
     <w:p>
@@ -1245,7 +1271,7 @@
           <w:rFonts w:ascii="Liberation Sans" w:hAnsi="Liberation Sans"/>
           <w:b w:val="0"/>
         </w:rPr>
-        <w:t>Для 2 322 из этих 2 348 фраз удалось определить подходящую существующую страницу. Ещё 26 оставлены без принудительного назначения. Близкие формулировки были сведены в 168 групп поискового спроса: по типу окна или двери, объекту остекления, материалу, услуге, бренду, аксессуару или информационной теме. Смысл запроса использовался как критерий группировки, чтобы не объединять разные виды спроса и правильно распределять ядро по страницам.</w:t>
+        <w:t>Далее 2 348 активных фраз сгруппировали по пользовательской задаче и поисковому смыслу. Получилось 168 групп спроса. Для 2 322 фраз определили точную существующую страницу; 26 оставили без принудительного точного назначения. Семь из этих 26 относятся к формулировкам, найденным через конкурентный этап.</w:t>
       </w:r>
     </w:p>
     <w:p>
@@ -1255,7 +1281,7 @@
           <w:rFonts w:ascii="Liberation Sans" w:hAnsi="Liberation Sans"/>
           <w:b w:val="0"/>
         </w:rPr>
-        <w:t>После этого обычная выдача Яндекса использовалась выборочно там, где границу между группами или роль страницы нельзя было уверенно определить только по формулировке запроса и содержанию сайта. По первоначальному ядру по 75 конкретным запросам сохранена выдача и зафиксировано, какой тип ответа преобладал. После анализа конкурентов ещё 6 новых формулировок проверили тем же способом. Итого сохранена точная обычная выдача по 81 запросу: 75 проверок исходного ядра и 6 проверок новых фраз.</w:t>
+        <w:t>После финальной группировки обычную выдачу Яндекса использовали там, где нужно было подтвердить границу между близкими смыслами или роль конкретной страницы. В основной цепочке принятия решений сохранена точная выдача по 81 запросу: 75 относятся к базовому набору спорных границ, ещё 6 — к формулировкам из конкурентного этапа, для которых после включения в общий корпус требовалась точная проверка владельца или бизнес-границы. Это один общий этап проверки уже объединённой семантики. Поисковые проверки, выполнявшиеся внутри конкурентного этапа для обнаружения и подтверждения новых направлений, учитываются отдельно, потому что решали задачу расширения охвата, а не окончательного назначения страниц.</w:t>
       </w:r>
     </w:p>
     <w:p>
@@ -1275,7 +1301,7 @@
           <w:rFonts w:ascii="Liberation Sans" w:hAnsi="Liberation Sans"/>
           <w:b w:val="0"/>
         </w:rPr>
-        <w:t>После этого общего вывода были выделены 25 тем, где углублённая проверка могла помочь точнее сформулировать содержание конкретной страницы или проверить устойчивость решения. Восемь тем разобрали подробно: шесть разных случаев, где результат мог уточнить решение, и два контрольных запроса. Остальные 16 повторяли уже охваченные типы решений; одну тему не включили в углублённый разбор.</w:t>
+        <w:t>Для углублённой проверки выделили 25 тем, где результат мог точнее сформулировать содержание конкретной страницы или проверить устойчивость решения. Восемь тем разобрали подробно: шесть разных случаев, где результат мог уточнить решение, и два контрольных запроса. Остальные темы повторяли уже охваченные типы решений и не требовали ещё одной одинаковой проверки.</w:t>
       </w:r>
     </w:p>
     <w:p>
@@ -1285,7 +1311,7 @@
           <w:rFonts w:ascii="Liberation Sans" w:hAnsi="Liberation Sans"/>
           <w:b w:val="0"/>
         </w:rPr>
-        <w:t>В итоге результаты Wordstat, текущих страниц, обычной выдачи Яндекса и проверки по выдаче Алисы были сведены в 34 значимых вывода. В клиентском отчёте подробно показаны те выводы, которые приводят к реальному улучшению сайта, подтверждают общий результат или требуют конкретного факта от компании.</w:t>
+        <w:t>В результате все источники — сайт, Wordstat, реальные конкуренты из Яндекса, обычная выдача и выдача Алисы — прошли через одну последовательность принятия решений. Конкурентный этап расширил общий корпус на 16 подтверждённых фраз, но не создал отдельную параллельную версию ядра и не потребовал новых страниц.</w:t>
       </w:r>
     </w:p>
     <w:p>
@@ -1295,7 +1321,7 @@
           <w:rFonts w:ascii="Liberation Sans" w:hAnsi="Liberation Sans"/>
           <w:b/>
         </w:rPr>
-        <w:t>Сайт → Wordstat по Москве и частотность → очистка и объединение повторов → 168 групп поискового спроса → распределение запросов по страницам → 75 выборочных проверок исходного ядра в обычном Яндексе → проверка ядра по выдаче Алисы → 8 углублённых разборов → анализ 9 конкурентов и 44 их страниц → проверка 14 новых направлений в Wordstat → 6 дополнительных точных проверок в обычном Яндексе → 16 новых фраз в 7 направлениях → 7 готовых улучшений и 2 уточнения у компании.</w:t>
+        <w:t>Сайт и границы бизнеса → базовый Wordstat → 2 840 уникальных фраз → анализ 9 конкурентов и 44 страниц → проверка конкурентных пробелов в Wordstat и обычном Яндексе → 16 принятых фраз → общий корпус 2 856 → финальная очистка → 2 348 активных фраз → 168 групп → назначение страниц → 81 точная Search-проверка для итоговых границ → проверка по выдаче Алисы → 8 углублённых разборов → готовые рекомендации и зафиксированные неопределённости.</w:t>
       </w:r>
     </w:p>
     <w:p>
@@ -1313,7 +1339,7 @@
           <w:rFonts w:ascii="Liberation Sans" w:hAnsi="Liberation Sans"/>
           <w:b w:val="0"/>
         </w:rPr>
-        <w:t>Всего сохранена обычная выдача по 81 конкретному запросу: 75 проверок исходного ядра и 6 дополнительных проверок после анализа конкурентов. Они понадобились для тех случаев, где от выдачи зависело правильное распределение спроса или понимание самой формулировки. Они помогали отделять покупку от монтажа, товарный запрос от информационного, выбор материала от выбора объекта остекления и другие близкие, но разные смыслы.</w:t>
+        <w:t>Обычная выдача использовалась в двух строго разделённых ролях. Внутри этапа анализа конкурентов она помогала увидеть реальные конкурентные страницы и проверить спорные новые направления. После объединения всего спроса обычная выдача использовалась уже для окончательных семантических и страничных решений.</w:t>
       </w:r>
     </w:p>
     <w:p>
@@ -1323,7 +1349,17 @@
           <w:rFonts w:ascii="Liberation Sans" w:hAnsi="Liberation Sans"/>
           <w:b w:val="0"/>
         </w:rPr>
-        <w:t>К этому моменту уже были собраны, очищены и сгруппированы тысячи поисковых фраз. Обычная выдача использовалась там, где требовалось подтвердить границу между группами или роль страницы.</w:t>
+        <w:t>Для этой второй роли сохранена точная выдача по 81 конкретному запросу: 75 относятся к базовым спорным границам семантики, 6 — к формулировкам, пришедшим через конкурентный этап и потребовавшим точной проверки владельца или границы услуги. Эти 81 проверки помогали отделять покупку от монтажа, товарный запрос от информационного, выбор материала от выбора объекта остекления, самостоятельную услугу от технического или DIY-сценария и другие близкие, но разные смыслы.</w:t>
+      </w:r>
+    </w:p>
+    <w:p>
+      <w:pPr/>
+      <w:r>
+        <w:rPr>
+          <w:rFonts w:ascii="Liberation Sans" w:hAnsi="Liberation Sans"/>
+          <w:b w:val="0"/>
+        </w:rPr>
+        <w:t>К этому моменту в проверку уже входил объединённый корпус, включая 16 фраз из конкурентного этапа. Поэтому решения по ним принимались не как поздняя поправка к готовому отчёту, а внутри той же цепочки распределения спроса по страницам.</w:t>
       </w:r>
     </w:p>
     <w:p>
@@ -1400,6 +1436,7 @@
       <w:tr>
         <w:trPr>
           <w:cantSplit/>
+          <w:tblHeader w:val="true"/>
         </w:trPr>
         <w:tc>
           <w:tcPr>
@@ -3145,7 +3182,7 @@
           <w:rFonts w:ascii="Liberation Sans" w:hAnsi="Liberation Sans"/>
           <w:b w:val="0"/>
         </w:rPr>
-        <w:t>Для Москвы собрано и проверено поисковое ядро под современную выдачу Яндекса с Алисой: поисковые фразы очищены и сгруппированы, активный спрос сопоставлен с существующими страницами, спорные границы проверены в обычной выдаче Яндекса, а соответствие полученного распределения — в выдаче Алисы.</w:t>
+        <w:t>Для Москвы собрано и проверено поисковое ядро под современную выдачу Яндекса с Алисой. В одной последовательности изучили сайт и границы бизнеса, собрали базовый спрос в Wordstat, проверили конкурентные пробелы по девяти реальным конкурентам из Яндекса, расширили общий корпус на 16 подтверждённых фраз, провели финальную очистку и группировку, сопоставили активный спрос с существующими страницами, проверили спорные границы в обычной выдаче Яндекса и затем проверили полученное распределение по выдаче Алисы.</w:t>
       </w:r>
     </w:p>
     <w:p>
@@ -3165,7 +3202,7 @@
           <w:rFonts w:ascii="Liberation Sans" w:hAnsi="Liberation Sans"/>
           <w:b w:val="0"/>
         </w:rPr>
-        <w:t>В обычной выдаче сохранена точная проверка 81 запроса: 75 неоднозначных случаев исходного ядра и ещё 6 формулировок, появившихся после анализа конкурентов. Восемь случаев по выдаче Алисы — это углублённо зафиксированные проверки разных типов решений внутри общей работы по ядру под Алису.</w:t>
+        <w:t>В основной цепочке семантических и страничных решений сохранена точная проверка 81 запроса: 75 базовых неоднозначных границ и 6 формулировок конкурентного этапа, для которых после объединения корпуса требовалось подтвердить точного владельца или границу услуги. Восемь случаев по выдаче Алисы — это углублённо зафиксированные проверки разных типов решений внутри общей работы по ядру под Алису.</w:t>
       </w:r>
     </w:p>
     <w:sectPr>

--- a/extension/docs/kwork/KW001_AI_NATIVE_YANDEX_ALICE/tests/OKNO_MSK/OKNO_MSK_RESEARCH_RELEASE_STEP05A_PROPAGATED_2026-09-09/editable/01_OKNO_MSK_CLIENT_RESEARCH_REPORT_RU_2026-09-09.docx
+++ b/extension/docs/kwork/KW001_AI_NATIVE_YANDEX_ALICE/tests/OKNO_MSK/OKNO_MSK_RESEARCH_RELEASE_STEP05A_PROPAGATED_2026-09-09/editable/01_OKNO_MSK_CLIENT_RESEARCH_REPORT_RU_2026-09-09.docx
@@ -50,26 +50,6 @@
           <w:b w:val="0"/>
         </w:rPr>
         <w:t>Главный вывод исследования: существующее распределение основных групп спроса по страницам сайта уже в целом хорошо соответствует как обычной выдаче Яндекса, так и выдаче Алисы. Поэтому полностью перестраивать существующее ядро и структуру сайта не требуется. Основной резерв улучшения находится в содержании и навигации нескольких существующих материалов. Семь доработок можно передавать в работу сейчас. Ещё две можно подготовить после того, как компания подтвердит фактический состав услуги по монтажу пластиковых дверей и актуальный ассортимент фурнитуры.</w:t>
-      </w:r>
-    </w:p>
-    <w:p>
-      <w:pPr/>
-      <w:r>
-        <w:rPr>
-          <w:rFonts w:ascii="Liberation Sans" w:hAnsi="Liberation Sans"/>
-          <w:b w:val="0"/>
-        </w:rPr>
-        <w:t>Обычная выдача Яндекса использовалась для тех формулировок, где от результата зависело правильное распределение спроса: например, нужно было отделить покупку от монтажа, объект остекления от материала, информационный интерес от коммерческой услуги. В основной цепочке семантических и страничных решений сохранена точная выдача по 81 запросу. Отдельно внутри этапа анализа конкурентов обычная выдача использовалась для обнаружения и подтверждения новых направлений; эти проверки относятся к сбору и расширению семантики и поэтому не смешиваются с 81 проверкой итоговых границ.</w:t>
-      </w:r>
-    </w:p>
-    <w:p>
-      <w:pPr/>
-      <w:r>
-        <w:rPr>
-          <w:rFonts w:ascii="Liberation Sans" w:hAnsi="Liberation Sans"/>
-          <w:b w:val="0"/>
-        </w:rPr>
-        <w:t>Проверка ядра по выдаче Алисы была одной из основных частей работы. По исследованным типам спроса она не выявила системного расхождения, которое требовало бы заново перестраивать ядро или структуру сайта: существующее распределение в целом соответствует тому, как эти темы раскрываются в выдаче Алисы. После этого общего вывода были выделены 25 тем, где более глубокий разбор мог уточнить содержание конкретных страниц. Из них 8 разобрали углублённо: шесть разных случаев, где можно было уточнить решение, и два контрольных запроса для проверки устойчивости уже понятного вывода.</w:t>
       </w:r>
     </w:p>
     <w:p>
@@ -1179,7 +1159,7 @@
           <w:rFonts w:ascii="Liberation Sans" w:hAnsi="Liberation Sans"/>
           <w:b w:val="0"/>
         </w:rPr>
-        <w:t xml:space="preserve">Конкурентная ветка исследования не дала оснований создавать отдельные новые страницы: </w:t>
+        <w:t xml:space="preserve">Этап анализа конкурентов не дал оснований создавать отдельные новые страницы: </w:t>
       </w:r>
       <w:r>
         <w:rPr>
@@ -1214,6 +1194,26 @@
           <w:b w:val="0"/>
         </w:rPr>
         <w:t>Конкурентный анализ использовался как один из штатных источников расширения семантики. Сам факт наличия темы у другого сайта не считался доказательством спроса, необходимости новой страницы или будущего трафика: решение требовало подтверждения спроса, соответствия бизнесу и поискового смысла.</w:t>
+      </w:r>
+    </w:p>
+    <w:p>
+      <w:pPr/>
+      <w:r>
+        <w:rPr>
+          <w:rFonts w:ascii="Liberation Sans" w:hAnsi="Liberation Sans"/>
+          <w:b w:val="0"/>
+        </w:rPr>
+        <w:t>Обычная выдача Яндекса использовалась для тех формулировок, где от результата зависело правильное распределение спроса: например, нужно было отделить покупку от монтажа, объект остекления от материала, информационный интерес от коммерческой услуги. В основной цепочке семантических и страничных решений сохранена точная выдача по 81 запросу. Внутри этапа анализа конкурентов обычная выдача использовалась для обнаружения и подтверждения новых направлений; эти проверки относятся к сбору и расширению семантики и поэтому не смешиваются с 81 проверкой итоговых границ.</w:t>
+      </w:r>
+    </w:p>
+    <w:p>
+      <w:pPr/>
+      <w:r>
+        <w:rPr>
+          <w:rFonts w:ascii="Liberation Sans" w:hAnsi="Liberation Sans"/>
+          <w:b w:val="0"/>
+        </w:rPr>
+        <w:t>Проверка ядра по выдаче Алисы была одной из основных частей работы. По исследованным типам спроса она не выявила системного расхождения, которое требовало бы заново перестраивать ядро или структуру сайта: существующее распределение в целом соответствует тому, как эти темы раскрываются в выдаче Алисы. После этого общего вывода были выделены 25 тем, где более глубокий разбор мог уточнить содержание конкретных страниц. Из них 8 разобрали углублённо: шесть разных случаев, где можно было уточнить решение, и два контрольных запроса для проверки устойчивости уже понятного вывода.</w:t>
       </w:r>
     </w:p>
     <w:p>
@@ -1339,7 +1339,7 @@
           <w:rFonts w:ascii="Liberation Sans" w:hAnsi="Liberation Sans"/>
           <w:b w:val="0"/>
         </w:rPr>
-        <w:t>Обычная выдача использовалась в двух строго разделённых ролях. Внутри этапа анализа конкурентов она помогала увидеть реальные конкурентные страницы и проверить спорные новые направления. После объединения всего спроса обычная выдача использовалась уже для окончательных семантических и страничных решений.</w:t>
+        <w:t>Обычная выдача использовалась в двух разных ролях. Внутри этапа анализа конкурентов она помогала увидеть реальные конкурентные страницы и проверить спорные новые направления. После объединения всего спроса обычная выдача использовалась уже для окончательных семантических и страничных решений.</w:t>
       </w:r>
     </w:p>
     <w:p>

--- a/extension/docs/kwork/KW001_AI_NATIVE_YANDEX_ALICE/tests/OKNO_MSK/OKNO_MSK_RESEARCH_RELEASE_STEP05A_PROPAGATED_2026-09-09/editable/01_OKNO_MSK_CLIENT_RESEARCH_REPORT_RU_2026-09-09.docx
+++ b/extension/docs/kwork/KW001_AI_NATIVE_YANDEX_ALICE/tests/OKNO_MSK/OKNO_MSK_RESEARCH_RELEASE_STEP05A_PROPAGATED_2026-09-09/editable/01_OKNO_MSK_CLIENT_RESEARCH_REPORT_RU_2026-09-09.docx
@@ -67,7 +67,7 @@
           <w:rFonts w:ascii="Liberation Sans" w:hAnsi="Liberation Sans"/>
           <w:b w:val="0"/>
         </w:rPr>
-        <w:t>В последовательность исследования входит отдельный этап проверки конкурентных пробелов. Он выполняется после базового сбора спроса в Wordstat и до окончательной очистки, группировки и назначения страниц. На этом этапе мы проверили, какие темы у реальных конкурентов в обычной выдаче Яндекса не представлены или представлены недостаточно в уже собранном спросе. Цель — не копировать чужую структуру, а найти возможные пропуски, подтвердить реальный спрос и только затем включать подходящие формулировки в общее ядро.</w:t>
+        <w:t>В последовательность исследования входит этап проверки конкурентных пробелов. Он выполняется после базового сбора спроса в Wordstat и до окончательной очистки, группировки и назначения страниц. На этом этапе мы проверили, какие темы у реальных конкурентов в обычной выдаче Яндекса не представлены или представлены недостаточно в уже собранном спросе. Цель — не копировать чужую структуру, а найти возможные пропуски, подтвердить реальный спрос и только затем включать подходящие формулировки в общее ядро.</w:t>
       </w:r>
     </w:p>
     <w:p>
@@ -1173,7 +1173,7 @@
           <w:rFonts w:ascii="Liberation Sans" w:hAnsi="Liberation Sans"/>
           <w:b w:val="0"/>
         </w:rPr>
-        <w:t>. Её практический результат — расширение семантического покрытия и более точное распределение новых формулировок между существующими материалами без искусственного раздувания структуры.</w:t>
+        <w:t>. Практический результат этого этапа — расширение семантического покрытия и более точное распределение новых формулировок между существующими материалами без искусственного раздувания структуры.</w:t>
       </w:r>
     </w:p>
     <w:p>
@@ -1251,7 +1251,7 @@
           <w:rFonts w:ascii="Liberation Sans" w:hAnsi="Liberation Sans"/>
           <w:b w:val="0"/>
         </w:rPr>
-        <w:t>Следующим этапом дорожной карты был анализ конкурентных пробелов. По реальной выдаче Яндекса выбрали девять конкурентов и разобрали 44 страницы, на которых зафиксировали 92 тематических упоминания. Их свели в 43 направления и сравнили с уже собранным спросом и границами бизнеса. 14 направлений передали в Wordstat, получили 160 формулировок, выделили 20 кандидатов для более точной проверки и в итоге приняли 16 новых фраз в семи направлениях. Эти 16 фраз сразу объединили с остальным спросом; они не существовали как отдельное «дополнение» к уже завершённому ядру.</w:t>
+        <w:t>Следующим этапом дорожной карты был анализ конкурентных пробелов. По реальной выдаче Яндекса выбрали девять конкурентов и разобрали 44 страницы, на которых зафиксировали 92 тематических упоминания. Их свели в 43 направления и сравнили с уже собранным спросом и границами бизнеса. 14 направлений передали в Wordstat, получили 160 формулировок, выделили 20 кандидатов для более точной проверки и в итоге приняли 16 новых фраз в семи направлениях. Эти 16 фраз сразу объединили с остальным спросом и дальше обрабатывали как часть единого семантического корпуса.</w:t>
       </w:r>
     </w:p>
     <w:p>
@@ -1359,7 +1359,7 @@
           <w:rFonts w:ascii="Liberation Sans" w:hAnsi="Liberation Sans"/>
           <w:b w:val="0"/>
         </w:rPr>
-        <w:t>К этому моменту в проверку уже входил объединённый корпус, включая 16 фраз из конкурентного этапа. Поэтому решения по ним принимались не как поздняя поправка к готовому отчёту, а внутри той же цепочки распределения спроса по страницам.</w:t>
+        <w:t>К этому моменту в проверку уже входил объединённый корпус, включая 16 фраз из конкурентного этапа. Поэтому решения по ним принимались внутри той же цепочки распределения спроса по страницам, что и по остальному активному ядру.</w:t>
       </w:r>
     </w:p>
     <w:p>

--- a/extension/docs/kwork/KW001_AI_NATIVE_YANDEX_ALICE/tests/OKNO_MSK/OKNO_MSK_RESEARCH_RELEASE_STEP05A_PROPAGATED_2026-09-09/editable/01_OKNO_MSK_CLIENT_RESEARCH_REPORT_RU_2026-09-09.docx
+++ b/extension/docs/kwork/KW001_AI_NATIVE_YANDEX_ALICE/tests/OKNO_MSK/OKNO_MSK_RESEARCH_RELEASE_STEP05A_PROPAGATED_2026-09-09/editable/01_OKNO_MSK_CLIENT_RESEARCH_REPORT_RU_2026-09-09.docx
@@ -84,7 +84,7 @@
           <w:rFonts w:ascii="Liberation Sans" w:hAnsi="Liberation Sans"/>
           <w:b w:val="0"/>
         </w:rPr>
-        <w:t xml:space="preserve"> Для проверки использовались девять сайтов, страницы которых реально встречались в сохранённой обычной выдаче Яндекса по исследуемым запросам. Случайный обход сайтов и расширение списка конкурентов только по названию домена не использовались.</w:t>
+        <w:t xml:space="preserve"> Для проверки использовались девять сайтов, страницы которых реально встречались в сохранённой обычной выдаче Яндекса по исследуемым запросам.</w:t>
       </w:r>
     </w:p>
     <w:tbl>
@@ -595,7 +595,7 @@
           <w:rFonts w:ascii="Liberation Sans" w:hAnsi="Liberation Sans"/>
           <w:b w:val="0"/>
         </w:rPr>
-        <w:t>14 направлений передали в Wordstat для проверки реального спроса;</w:t>
+        <w:t>для 14 направлений выполнили отдельные проверки Wordstat;</w:t>
       </w:r>
     </w:p>
     <w:p>
@@ -611,7 +611,7 @@
           <w:rFonts w:ascii="Liberation Sans" w:hAnsi="Liberation Sans"/>
           <w:b w:val="0"/>
         </w:rPr>
-        <w:t>по этим направлениям получили 160 проверяемых формулировок;</w:t>
+        <w:t>Wordstat вернул 160 строк запросов и связанных формулировок;</w:t>
       </w:r>
     </w:p>
     <w:p>
@@ -627,7 +627,7 @@
           <w:rFonts w:ascii="Liberation Sans" w:hAnsi="Liberation Sans"/>
           <w:b w:val="0"/>
         </w:rPr>
-        <w:t>из них выделили 20 кандидатов на точную смысловую проверку;</w:t>
+        <w:t>после очистки осталось 20 потенциально новых формулировок, объединённых в девять направлений для проверки текущей выдачей Яндекса;</w:t>
       </w:r>
     </w:p>
     <w:p>
@@ -643,7 +643,7 @@
           <w:rFonts w:ascii="Liberation Sans" w:hAnsi="Liberation Sans"/>
           <w:b w:val="0"/>
         </w:rPr>
-        <w:t>для спорных направлений были предусмотрены 9 проверок в обычной выдаче Яндекса: 7 дали сохранённую TOP10, по 2 устойчивого результата не получили и не усиливали решение догадками;</w:t>
+        <w:t>по всем девяти направлениям выполнили запросы к текущей выдаче: по семи сохранены TOP10, по двум результат запроса остался неопределённым;</w:t>
       </w:r>
     </w:p>
     <w:p>
@@ -659,7 +659,7 @@
           <w:rFonts w:ascii="Liberation Sans" w:hAnsi="Liberation Sans"/>
           <w:b w:val="0"/>
         </w:rPr>
-        <w:t>итогом стали 16 новых поисковых фраз, принятых в семи подтверждённых направлениях.</w:t>
+        <w:t>по семи направлениям с достаточными данными в общий семантический процесс приняли 16 новых поисковых фраз.</w:t>
       </w:r>
     </w:p>
     <w:p>
@@ -676,7 +676,7 @@
           <w:rFonts w:ascii="Liberation Sans" w:hAnsi="Liberation Sans"/>
           <w:b/>
         </w:rPr>
-        <w:t>реальные конкуренты в Яндексе → 9 конкурентов → 44 страницы → 92 тематических упоминания → 43 сводных направления → 14 направлений в Wordstat → 160 формулировок → 20 кандидатов → проверка спорных направлений в обычном Яндексе → 16 принятых фраз в 7 направлениях → объединение с общим семантическим корпусом.</w:t>
+        <w:t>реальные конкуренты в Яндексе → 9 конкурентов → 44 страницы → 92 тематических упоминания → 43 сводных направления → 14 проверок Wordstat → 160 возвращённых строк → 20 потенциально новых формулировок → 9 направлений с запросами к текущей выдаче → 7 направлений с сохранёнными TOP10 + 2 направления с неопределённым результатом запроса → 16 принятых фраз в 7 направлениях → объединение с общим семантическим корпусом.</w:t>
       </w:r>
     </w:p>
     <w:p>
@@ -686,7 +686,7 @@
           <w:rFonts w:ascii="Liberation Sans" w:hAnsi="Liberation Sans"/>
           <w:b w:val="0"/>
         </w:rPr>
-        <w:t>Две отдельные темы — «окна для старого фонда» и «кладовая на балконе» — не были превращены в новые страницы или готовые задания: имеющихся данных оказалось недостаточно для такого решения.</w:t>
+        <w:t>По двум темам — «окна для старого фонда» и «кладовая на балконе» — результат запроса к текущей выдаче остался неопределённым. Поэтому подтверждения, достаточного для включения этих тем в текущие семантические решения, нет.</w:t>
       </w:r>
     </w:p>
     <w:p>
@@ -839,7 +839,7 @@
           <w:rFonts w:ascii="Liberation Sans" w:hAnsi="Liberation Sans"/>
           <w:b w:val="0"/>
         </w:rPr>
-        <w:t xml:space="preserve"> все шесть фраз сохранены в ядре, но точная существующая страница и соответствие конкретной услуги компании не доказаны. Новую страницу по ним не создаём и готовое задание на сайт не формируем без подтверждения этих границ.</w:t>
+        <w:t xml:space="preserve"> все шесть фраз сохранены в ядре, но точная существующая страница и соответствие конкретной услуги компании не доказаны. Для этих шести фраз точная страница для внедрения в текущей версии исследования не определена.</w:t>
       </w:r>
     </w:p>
     <w:p>
@@ -912,7 +912,7 @@
           <w:rFonts w:ascii="Liberation Sans" w:hAnsi="Liberation Sans"/>
           <w:b w:val="0"/>
         </w:rPr>
-        <w:t xml:space="preserve"> все три фразы относятся к существующей странице https://okno-msk.ru/okna-rehau/steklopakety-dlya-plastikovykh-okon. Отдельная новая страница не требуется.</w:t>
+        <w:t xml:space="preserve"> все три фразы относятся к существующей странице https://okno-msk.ru/okna-rehau/steklopakety-dlya-plastikovykh-okon.</w:t>
       </w:r>
     </w:p>
     <w:p>
@@ -953,7 +953,7 @@
           <w:rFonts w:ascii="Liberation Sans" w:hAnsi="Liberation Sans"/>
           <w:b w:val="0"/>
         </w:rPr>
-        <w:t xml:space="preserve"> фраза относится к существующей статье https://okno-msk.ru/stati/kak-vybrat-steklopaket-dlya-plastikovogo-okna/. Отдельная новая страница не требуется.</w:t>
+        <w:t xml:space="preserve"> фраза относится к существующей статье https://okno-msk.ru/stati/kak-vybrat-steklopaket-dlya-plastikovogo-okna/.</w:t>
       </w:r>
     </w:p>
     <w:p>
@@ -994,7 +994,7 @@
           <w:rFonts w:ascii="Liberation Sans" w:hAnsi="Liberation Sans"/>
           <w:b w:val="0"/>
         </w:rPr>
-        <w:t xml:space="preserve"> фраза относится к существующей странице https://okno-msk.ru/okna-rehau/steklopakety-dlya-plastikovykh-okon. Отдельная новая страница не требуется.</w:t>
+        <w:t xml:space="preserve"> фраза относится к существующей странице https://okno-msk.ru/okna-rehau/steklopakety-dlya-plastikovykh-okon.</w:t>
       </w:r>
     </w:p>
     <w:p>
@@ -1035,7 +1035,7 @@
           <w:rFonts w:ascii="Liberation Sans" w:hAnsi="Liberation Sans"/>
           <w:b w:val="0"/>
         </w:rPr>
-        <w:t xml:space="preserve"> фраза относится к существующему разделу https://okno-msk.ru/balkony-i-lodzhii/. Отдельная новая страница не требуется.</w:t>
+        <w:t xml:space="preserve"> фраза относится к существующему разделу https://okno-msk.ru/balkony-i-lodzhii/.</w:t>
       </w:r>
     </w:p>
     <w:p>
@@ -1149,7 +1149,7 @@
           <w:rFonts w:ascii="Liberation Sans" w:hAnsi="Liberation Sans"/>
           <w:b w:val="0"/>
         </w:rPr>
-        <w:t xml:space="preserve"> фраза относится к существующей статье https://okno-msk.ru/stati/kak-vybrat-plastikovye-okna/. Отдельная новая страница не требуется.</w:t>
+        <w:t xml:space="preserve"> фраза относится к существующей статье https://okno-msk.ru/stati/kak-vybrat-plastikovye-okna/.</w:t>
       </w:r>
     </w:p>
     <w:p>
@@ -1159,21 +1159,7 @@
           <w:rFonts w:ascii="Liberation Sans" w:hAnsi="Liberation Sans"/>
           <w:b w:val="0"/>
         </w:rPr>
-        <w:t xml:space="preserve">Этап анализа конкурентов не дал оснований создавать отдельные новые страницы: </w:t>
-      </w:r>
-      <w:r>
-        <w:rPr>
-          <w:rFonts w:ascii="Liberation Sans" w:hAnsi="Liberation Sans"/>
-          <w:b/>
-        </w:rPr>
-        <w:t>новых страниц — 0, новых готовых физических изменений сайта — 0</w:t>
-      </w:r>
-      <w:r>
-        <w:rPr>
-          <w:rFonts w:ascii="Liberation Sans" w:hAnsi="Liberation Sans"/>
-          <w:b w:val="0"/>
-        </w:rPr>
-        <w:t>. Практический результат этого этапа — расширение семантического покрытия и более точное распределение новых формулировок между существующими материалами без искусственного раздувания структуры.</w:t>
+        <w:t>Практический результат этапа: 16 подтверждённых фраз вошли в единый семантический корпус. После последующей очистки, группировки и распределения девять из них получили точное назначение на существующие страницы, семь остались активными без точного назначения.</w:t>
       </w:r>
     </w:p>
     <w:p>
@@ -1193,7 +1179,7 @@
           <w:rFonts w:ascii="Liberation Sans" w:hAnsi="Liberation Sans"/>
           <w:b w:val="0"/>
         </w:rPr>
-        <w:t>Конкурентный анализ использовался как один из штатных источников расширения семантики. Сам факт наличия темы у другого сайта не считался доказательством спроса, необходимости новой страницы или будущего трафика: решение требовало подтверждения спроса, соответствия бизнесу и поискового смысла.</w:t>
+        <w:t>Конкурентный анализ использовался как один из штатных источников расширения семантики. Тема на странице конкурента служила исходным сигналом; для включения формулировки в ядро требовались подтверждение спроса, соответствие бизнесу и проверка поискового смысла.</w:t>
       </w:r>
     </w:p>
     <w:p>
@@ -1251,7 +1237,7 @@
           <w:rFonts w:ascii="Liberation Sans" w:hAnsi="Liberation Sans"/>
           <w:b w:val="0"/>
         </w:rPr>
-        <w:t>Следующим этапом дорожной карты был анализ конкурентных пробелов. По реальной выдаче Яндекса выбрали девять конкурентов и разобрали 44 страницы, на которых зафиксировали 92 тематических упоминания. Их свели в 43 направления и сравнили с уже собранным спросом и границами бизнеса. 14 направлений передали в Wordstat, получили 160 формулировок, выделили 20 кандидатов для более точной проверки и в итоге приняли 16 новых фраз в семи направлениях. Эти 16 фраз сразу объединили с остальным спросом и дальше обрабатывали как часть единого семантического корпуса.</w:t>
+        <w:t>Следующим этапом дорожной карты был анализ конкурентных пробелов. По реальной выдаче Яндекса выбрали девять конкурентов и разобрали 44 страницы, на которых зафиксировали 92 тематических упоминания. Их свели в 43 направления и сравнили с уже собранным спросом и границами бизнеса. Для 14 направлений выполнили отдельные проверки Wordstat; Wordstat вернул 160 строк запросов и связанных формулировок. После очистки осталось 20 потенциально новых формулировок, объединённых в девять направлений. По всем девяти направлениям выполнили запросы к текущей выдаче Яндекса: по семи сохранили TOP10, по двум результат запроса остался неопределённым. По семи направлениям с достаточными данными приняли 16 новых фраз. Эти 16 фраз сразу объединили с остальным спросом и дальше обрабатывали как часть единого семантического корпуса.</w:t>
       </w:r>
     </w:p>
     <w:p>
@@ -1311,7 +1297,7 @@
           <w:rFonts w:ascii="Liberation Sans" w:hAnsi="Liberation Sans"/>
           <w:b w:val="0"/>
         </w:rPr>
-        <w:t>В результате все источники — сайт, Wordstat, реальные конкуренты из Яндекса, обычная выдача и выдача Алисы — прошли через одну последовательность принятия решений. Конкурентный этап расширил общий корпус на 16 подтверждённых фраз, но не создал отдельную параллельную версию ядра и не потребовал новых страниц.</w:t>
+        <w:t>В результате все источники — сайт, Wordstat, реальные конкуренты из Яндекса, обычная выдача и выдача Алисы — прошли через одну последовательность принятия решений. Конкурентный этап расширил общий корпус на 16 подтверждённых фраз; после дальнейшей обработки девять получили точное назначение на существующие страницы, семь остались активными без точного назначения.</w:t>
       </w:r>
     </w:p>
     <w:p>
@@ -1321,7 +1307,7 @@
           <w:rFonts w:ascii="Liberation Sans" w:hAnsi="Liberation Sans"/>
           <w:b/>
         </w:rPr>
-        <w:t>Сайт и границы бизнеса → базовый Wordstat → 2 840 уникальных фраз → анализ 9 конкурентов и 44 страниц → проверка конкурентных пробелов в Wordstat и обычном Яндексе → 16 принятых фраз → общий корпус 2 856 → финальная очистка → 2 348 активных фраз → 168 групп → назначение страниц → 81 точная Search-проверка для итоговых границ → проверка по выдаче Алисы → 8 углублённых разборов → готовые рекомендации и зафиксированные неопределённости.</w:t>
+        <w:t>Сайт и границы бизнеса → базовый Wordstat → 2 840 уникальных фраз → анализ 9 конкурентов и 44 страниц → 14 проверок Wordstat → 160 возвращённых строк → 20 потенциально новых формулировок → 9 направлений с запросами к текущей выдаче (7 сохранённых TOP10, 2 неопределённых результата) → 16 принятых фраз → общий корпус 2 856 → финальная очистка → 2 348 активных фраз → 168 групп → назначение страниц → 81 точная проверка обычной выдачи для итоговых границ → проверка по выдаче Алисы → 8 углублённых разборов → готовые рекомендации и зафиксированные неопределённости.</w:t>
       </w:r>
     </w:p>
     <w:p>

--- a/extension/docs/kwork/KW001_AI_NATIVE_YANDEX_ALICE/tests/OKNO_MSK/OKNO_MSK_RESEARCH_RELEASE_STEP05A_PROPAGATED_2026-09-09/editable/01_OKNO_MSK_CLIENT_RESEARCH_REPORT_RU_2026-09-09.docx
+++ b/extension/docs/kwork/KW001_AI_NATIVE_YANDEX_ALICE/tests/OKNO_MSK/OKNO_MSK_RESEARCH_RELEASE_STEP05A_PROPAGATED_2026-09-09/editable/01_OKNO_MSK_CLIENT_RESEARCH_REPORT_RU_2026-09-09.docx
@@ -2,7 +2,7 @@
 <file path=word/document.xml><?xml version="1.0" encoding="utf-8"?>
 <w:document xmlns:w="http://schemas.openxmlformats.org/wordprocessingml/2006/main" xmlns:m="http://schemas.openxmlformats.org/officeDocument/2006/math" xmlns:r="http://schemas.openxmlformats.org/officeDocument/2006/relationships" xmlns:o="urn:schemas-microsoft-com:office:office" xmlns:v="urn:schemas-microsoft-com:vml" xmlns:w10="urn:schemas-microsoft-com:office:word" xmlns:a="http://schemas.openxmlformats.org/drawingml/2006/main" xmlns:pic="http://schemas.openxmlformats.org/drawingml/2006/picture" xmlns:wp="http://schemas.openxmlformats.org/drawingml/2006/wordprocessingDrawing">
   <w:body>
-    <w:bookmarkStart w:id="65" w:name="Xb0db97c5e2ad752c166db5b979c5be07c566140"/>
+    <w:bookmarkStart w:id="60" w:name="Xb0db97c5e2ad752c166db5b979c5be07c566140"/>
     <w:p>
       <w:pPr>
         <w:pStyle w:val="Heading1"/>
@@ -15,14 +15,12 @@
       <w:pPr>
         <w:pStyle w:val="FirstParagraph"/>
       </w:pPr>
-      <w:hyperlink r:id="rId20">
-        <w:r>
-          <w:rPr>
-            <w:rStyle w:val="Hyperlink"/>
-          </w:rPr>
-          <w:t xml:space="preserve">https://okno-msk.ru/</w:t>
-        </w:r>
-      </w:hyperlink>
+      <w:r>
+        <w:rPr>
+          <w:rStyle w:val="VerbatimChar"/>
+        </w:rPr>
+        <w:t xml:space="preserve">https://okno-msk.ru/</w:t>
+      </w:r>
     </w:p>
     <w:p>
       <w:pPr>
@@ -44,226 +42,13 @@
         <w:t xml:space="preserve">Цель работы — понять реальный поисковый спрос по Москве, собрать и очистить семантическое ядро, проверить распределение спроса по существующим страницам сайта и определить, какие изменения действительно подтверждены обычной выдачей Яндекса, конкурентным анализом и выдачей Алисы.</w:t>
       </w:r>
     </w:p>
-    <w:bookmarkStart w:id="22" w:name="краткий-вывод-для-заказчика"/>
+    <w:bookmarkStart w:id="21" w:name="краткий-вывод-для-заказчика"/>
     <w:p>
       <w:pPr>
         <w:pStyle w:val="Heading2"/>
       </w:pPr>
       <w:r>
         <w:t xml:space="preserve">Краткий вывод для заказчика</w:t>
-      </w:r>
-    </w:p>
-    <w:tbl>
-      <w:tblPr>
-        <w:tblStyle w:val="Table"/>
-        <w:tblW w:type="auto" w:w="0"/>
-        <w:tblLook w:firstRow="1" w:lastRow="0" w:firstColumn="0" w:lastColumn="0" w:noHBand="0" w:noVBand="0" w:val="0020"/>
-        <w:jc w:val="start"/>
-      </w:tblPr>
-      <w:tblGrid>
-        <w:gridCol w:w="3960"/>
-        <w:gridCol w:w="3960"/>
-      </w:tblGrid>
-      <w:tr>
-        <w:trPr>
-          <w:tblHeader w:val="true"/>
-        </w:trPr>
-        <w:tc>
-          <w:tcPr/>
-          <w:p>
-            <w:pPr>
-              <w:pStyle w:val="Compact"/>
-              <w:jc w:val="left"/>
-            </w:pPr>
-            <w:r>
-              <w:t xml:space="preserve">Показатель</w:t>
-            </w:r>
-          </w:p>
-        </w:tc>
-        <w:tc>
-          <w:tcPr/>
-          <w:p>
-            <w:pPr>
-              <w:pStyle w:val="Compact"/>
-              <w:jc w:val="right"/>
-            </w:pPr>
-            <w:r>
-              <w:t xml:space="preserve">Итог</w:t>
-            </w:r>
-          </w:p>
-        </w:tc>
-      </w:tr>
-      <w:tr>
-        <w:tc>
-          <w:tcPr/>
-          <w:p>
-            <w:pPr>
-              <w:pStyle w:val="Compact"/>
-              <w:jc w:val="left"/>
-            </w:pPr>
-            <w:r>
-              <w:t xml:space="preserve">Уникальные поисковые формулировки</w:t>
-            </w:r>
-          </w:p>
-        </w:tc>
-        <w:tc>
-          <w:tcPr/>
-          <w:p>
-            <w:pPr>
-              <w:pStyle w:val="Compact"/>
-              <w:jc w:val="right"/>
-            </w:pPr>
-            <w:r>
-              <w:t xml:space="preserve">2 856</w:t>
-            </w:r>
-          </w:p>
-        </w:tc>
-      </w:tr>
-      <w:tr>
-        <w:tc>
-          <w:tcPr/>
-          <w:p>
-            <w:pPr>
-              <w:pStyle w:val="Compact"/>
-              <w:jc w:val="left"/>
-            </w:pPr>
-            <w:r>
-              <w:t xml:space="preserve">Активные фразы</w:t>
-            </w:r>
-          </w:p>
-        </w:tc>
-        <w:tc>
-          <w:tcPr/>
-          <w:p>
-            <w:pPr>
-              <w:pStyle w:val="Compact"/>
-              <w:jc w:val="right"/>
-            </w:pPr>
-            <w:r>
-              <w:t xml:space="preserve">2 348</w:t>
-            </w:r>
-          </w:p>
-        </w:tc>
-      </w:tr>
-      <w:tr>
-        <w:tc>
-          <w:tcPr/>
-          <w:p>
-            <w:pPr>
-              <w:pStyle w:val="Compact"/>
-              <w:jc w:val="left"/>
-            </w:pPr>
-            <w:r>
-              <w:t xml:space="preserve">Фразы с завершённым решением по точному назначению</w:t>
-            </w:r>
-          </w:p>
-        </w:tc>
-        <w:tc>
-          <w:tcPr/>
-          <w:p>
-            <w:pPr>
-              <w:pStyle w:val="Compact"/>
-              <w:jc w:val="right"/>
-            </w:pPr>
-            <w:r>
-              <w:t xml:space="preserve">2 322</w:t>
-            </w:r>
-          </w:p>
-        </w:tc>
-      </w:tr>
-      <w:tr>
-        <w:tc>
-          <w:tcPr/>
-          <w:p>
-            <w:pPr>
-              <w:pStyle w:val="Compact"/>
-              <w:jc w:val="left"/>
-            </w:pPr>
-            <w:r>
-              <w:t xml:space="preserve">Активные фразы без подтверждённого точного владельца</w:t>
-            </w:r>
-          </w:p>
-        </w:tc>
-        <w:tc>
-          <w:tcPr/>
-          <w:p>
-            <w:pPr>
-              <w:pStyle w:val="Compact"/>
-              <w:jc w:val="right"/>
-            </w:pPr>
-            <w:r>
-              <w:t xml:space="preserve">26</w:t>
-            </w:r>
-          </w:p>
-        </w:tc>
-      </w:tr>
-      <w:tr>
-        <w:tc>
-          <w:tcPr/>
-          <w:p>
-            <w:pPr>
-              <w:pStyle w:val="Compact"/>
-              <w:jc w:val="left"/>
-            </w:pPr>
-            <w:r>
-              <w:t xml:space="preserve">Группы поискового спроса</w:t>
-            </w:r>
-          </w:p>
-        </w:tc>
-        <w:tc>
-          <w:tcPr/>
-          <w:p>
-            <w:pPr>
-              <w:pStyle w:val="Compact"/>
-              <w:jc w:val="right"/>
-            </w:pPr>
-            <w:r>
-              <w:t xml:space="preserve">168</w:t>
-            </w:r>
-          </w:p>
-        </w:tc>
-      </w:tr>
-      <w:tr>
-        <w:tc>
-          <w:tcPr/>
-          <w:p>
-            <w:pPr>
-              <w:pStyle w:val="Compact"/>
-              <w:jc w:val="left"/>
-            </w:pPr>
-            <w:r>
-              <w:t xml:space="preserve">Новые фразы из анализа конкурентных пробелов</w:t>
-            </w:r>
-          </w:p>
-        </w:tc>
-        <w:tc>
-          <w:tcPr/>
-          <w:p>
-            <w:pPr>
-              <w:pStyle w:val="Compact"/>
-              <w:jc w:val="right"/>
-            </w:pPr>
-            <w:r>
-              <w:t xml:space="preserve">16</w:t>
-            </w:r>
-          </w:p>
-        </w:tc>
-      </w:tr>
-    </w:tbl>
-    <w:p>
-      <w:pPr>
-        <w:pStyle w:val="BodyText"/>
-      </w:pPr>
-      <w:r>
-        <w:t xml:space="preserve">Главный вывод: массово перестраивать структуру сайта не требуется. Основная работа сосредоточена на точечных улучшениях существующих страниц и на проверках там, где доказательств пока недостаточно.</w:t>
-      </w:r>
-    </w:p>
-    <w:p>
-      <w:pPr>
-        <w:pStyle w:val="BodyText"/>
-      </w:pPr>
-      <w:r>
-        <w:t xml:space="preserve">По финальному плану внедрения:</w:t>
       </w:r>
     </w:p>
     <w:p>
@@ -279,10 +64,13 @@
           <w:bCs/>
           <w:b/>
         </w:rPr>
-        <w:t xml:space="preserve">3 изменения можно передавать в работу сейчас</w:t>
-      </w:r>
-      <w:r>
-        <w:t xml:space="preserve">;</w:t>
+        <w:t xml:space="preserve">Уникальные поисковые формулировки:</w:t>
+      </w:r>
+      <w:r>
+        <w:t xml:space="preserve"> </w:t>
+      </w:r>
+      <w:r>
+        <w:t xml:space="preserve">2 856</w:t>
       </w:r>
     </w:p>
     <w:p>
@@ -298,10 +86,13 @@
           <w:bCs/>
           <w:b/>
         </w:rPr>
-        <w:t xml:space="preserve">5 изменений требуют уточнения до внедрения</w:t>
-      </w:r>
-      <w:r>
-        <w:t xml:space="preserve">;</w:t>
+        <w:t xml:space="preserve">Активные фразы:</w:t>
+      </w:r>
+      <w:r>
+        <w:t xml:space="preserve"> </w:t>
+      </w:r>
+      <w:r>
+        <w:t xml:space="preserve">2 348</w:t>
       </w:r>
     </w:p>
     <w:p>
@@ -317,10 +108,13 @@
           <w:bCs/>
           <w:b/>
         </w:rPr>
-        <w:t xml:space="preserve">4 вопроса требуют отдельной проверки до структурного решения</w:t>
-      </w:r>
-      <w:r>
-        <w:t xml:space="preserve">;</w:t>
+        <w:t xml:space="preserve">Фразы с завершённым решением по точному назначению:</w:t>
+      </w:r>
+      <w:r>
+        <w:t xml:space="preserve"> </w:t>
+      </w:r>
+      <w:r>
+        <w:t xml:space="preserve">2 322</w:t>
       </w:r>
     </w:p>
     <w:p>
@@ -336,19 +130,73 @@
           <w:bCs/>
           <w:b/>
         </w:rPr>
-        <w:t xml:space="preserve">7 новых фраз из конкурентного этапа сохранены в активном ядре, но пока не имеют подтверждённого точного владельца</w:t>
-      </w:r>
-      <w:r>
-        <w:t xml:space="preserve">.</w:t>
-      </w:r>
-    </w:p>
-    <w:bookmarkStart w:id="21" w:name="что-делать-после-получения-материалов"/>
-    <w:p>
-      <w:pPr>
-        <w:pStyle w:val="Heading3"/>
-      </w:pPr>
-      <w:r>
-        <w:t xml:space="preserve">Что делать после получения материалов</w:t>
+        <w:t xml:space="preserve">Активные фразы без подтверждённого точного владельца:</w:t>
+      </w:r>
+      <w:r>
+        <w:t xml:space="preserve"> </w:t>
+      </w:r>
+      <w:r>
+        <w:t xml:space="preserve">26</w:t>
+      </w:r>
+    </w:p>
+    <w:p>
+      <w:pPr>
+        <w:numPr>
+          <w:ilvl w:val="0"/>
+          <w:numId w:val="1001"/>
+        </w:numPr>
+        <w:pStyle w:val="Compact"/>
+      </w:pPr>
+      <w:r>
+        <w:rPr>
+          <w:bCs/>
+          <w:b/>
+        </w:rPr>
+        <w:t xml:space="preserve">Группы поискового спроса:</w:t>
+      </w:r>
+      <w:r>
+        <w:t xml:space="preserve"> </w:t>
+      </w:r>
+      <w:r>
+        <w:t xml:space="preserve">168</w:t>
+      </w:r>
+    </w:p>
+    <w:p>
+      <w:pPr>
+        <w:numPr>
+          <w:ilvl w:val="0"/>
+          <w:numId w:val="1001"/>
+        </w:numPr>
+        <w:pStyle w:val="Compact"/>
+      </w:pPr>
+      <w:r>
+        <w:rPr>
+          <w:bCs/>
+          <w:b/>
+        </w:rPr>
+        <w:t xml:space="preserve">Новые фразы из анализа конкурентных пробелов:</w:t>
+      </w:r>
+      <w:r>
+        <w:t xml:space="preserve"> </w:t>
+      </w:r>
+      <w:r>
+        <w:t xml:space="preserve">16</w:t>
+      </w:r>
+    </w:p>
+    <w:p>
+      <w:pPr>
+        <w:pStyle w:val="FirstParagraph"/>
+      </w:pPr>
+      <w:r>
+        <w:t xml:space="preserve">Главный вывод: массово перестраивать структуру сайта не требуется. Основная работа сосредоточена на точечных улучшениях существующих страниц и на проверках там, где доказательств пока недостаточно.</w:t>
+      </w:r>
+    </w:p>
+    <w:p>
+      <w:pPr>
+        <w:pStyle w:val="BodyText"/>
+      </w:pPr>
+      <w:r>
+        <w:t xml:space="preserve">По финальному плану внедрения:</w:t>
       </w:r>
     </w:p>
     <w:p>
@@ -360,7 +208,14 @@
         <w:pStyle w:val="Compact"/>
       </w:pPr>
       <w:r>
-        <w:t xml:space="preserve">Передать в работу три готовых изменения из отчёта №02.</w:t>
+        <w:rPr>
+          <w:bCs/>
+          <w:b/>
+        </w:rPr>
+        <w:t xml:space="preserve">3 изменения можно передавать в работу сейчас</w:t>
+      </w:r>
+      <w:r>
+        <w:t xml:space="preserve">;</w:t>
       </w:r>
     </w:p>
     <w:p>
@@ -372,7 +227,14 @@
         <w:pStyle w:val="Compact"/>
       </w:pPr>
       <w:r>
-        <w:t xml:space="preserve">Закрыть пять уточнений и только после этого финализировать соответствующие изменения.</w:t>
+        <w:rPr>
+          <w:bCs/>
+          <w:b/>
+        </w:rPr>
+        <w:t xml:space="preserve">5 изменений требуют уточнения до внедрения</w:t>
+      </w:r>
+      <w:r>
+        <w:t xml:space="preserve">;</w:t>
       </w:r>
     </w:p>
     <w:p>
@@ -384,7 +246,14 @@
         <w:pStyle w:val="Compact"/>
       </w:pPr>
       <w:r>
-        <w:t xml:space="preserve">Выполнить четыре дополнительные проверки до любых объединений, удалений или перераспределений страниц.</w:t>
+        <w:rPr>
+          <w:bCs/>
+          <w:b/>
+        </w:rPr>
+        <w:t xml:space="preserve">4 вопроса требуют отдельной проверки до структурного решения</w:t>
+      </w:r>
+      <w:r>
+        <w:t xml:space="preserve">;</w:t>
       </w:r>
     </w:p>
     <w:p>
@@ -396,6 +265,70 @@
         <w:pStyle w:val="Compact"/>
       </w:pPr>
       <w:r>
+        <w:rPr>
+          <w:bCs/>
+          <w:b/>
+        </w:rPr>
+        <w:t xml:space="preserve">7 новых фраз из конкурентного этапа сохранены в активном ядре, но пока не имеют подтверждённого точного владельца</w:t>
+      </w:r>
+      <w:r>
+        <w:t xml:space="preserve">.</w:t>
+      </w:r>
+    </w:p>
+    <w:bookmarkStart w:id="20" w:name="что-делать-после-получения-материалов"/>
+    <w:p>
+      <w:pPr>
+        <w:pStyle w:val="Heading3"/>
+      </w:pPr>
+      <w:r>
+        <w:t xml:space="preserve">Что делать после получения материалов</w:t>
+      </w:r>
+    </w:p>
+    <w:p>
+      <w:pPr>
+        <w:numPr>
+          <w:ilvl w:val="0"/>
+          <w:numId w:val="1003"/>
+        </w:numPr>
+        <w:pStyle w:val="Compact"/>
+      </w:pPr>
+      <w:r>
+        <w:t xml:space="preserve">Передать в работу три готовых изменения из отчёта №02.</w:t>
+      </w:r>
+    </w:p>
+    <w:p>
+      <w:pPr>
+        <w:numPr>
+          <w:ilvl w:val="0"/>
+          <w:numId w:val="1003"/>
+        </w:numPr>
+        <w:pStyle w:val="Compact"/>
+      </w:pPr>
+      <w:r>
+        <w:t xml:space="preserve">Закрыть пять уточнений и только после этого финализировать соответствующие изменения.</w:t>
+      </w:r>
+    </w:p>
+    <w:p>
+      <w:pPr>
+        <w:numPr>
+          <w:ilvl w:val="0"/>
+          <w:numId w:val="1003"/>
+        </w:numPr>
+        <w:pStyle w:val="Compact"/>
+      </w:pPr>
+      <w:r>
+        <w:t xml:space="preserve">Выполнить четыре дополнительные проверки до любых объединений, удалений или перераспределений страниц.</w:t>
+      </w:r>
+    </w:p>
+    <w:p>
+      <w:pPr>
+        <w:numPr>
+          <w:ilvl w:val="0"/>
+          <w:numId w:val="1003"/>
+        </w:numPr>
+        <w:pStyle w:val="Compact"/>
+      </w:pPr>
+      <w:r>
         <w:t xml:space="preserve">Использовать книгу №04 как полное семантическое ядро, а книгу №05 — как рабочий план внедрения, назначения и проверки статуса задач.</w:t>
       </w:r>
     </w:p>
@@ -417,9 +350,9 @@
         <w:t xml:space="preserve">очередь внедрения показывает готовность к действию, а не прогноз трафика, заявок или выручки. Экономический эффект и сроки внедрения в рамках этого исследования не рассчитывались.</w:t>
       </w:r>
     </w:p>
+    <w:bookmarkEnd w:id="20"/>
     <w:bookmarkEnd w:id="21"/>
-    <w:bookmarkEnd w:id="22"/>
-    <w:bookmarkStart w:id="23" w:name="основные-выводы"/>
+    <w:bookmarkStart w:id="22" w:name="основные-выводы"/>
     <w:p>
       <w:pPr>
         <w:pStyle w:val="Heading2"/>
@@ -432,7 +365,7 @@
       <w:pPr>
         <w:numPr>
           <w:ilvl w:val="0"/>
-          <w:numId w:val="1003"/>
+          <w:numId w:val="1004"/>
         </w:numPr>
         <w:pStyle w:val="Compact"/>
       </w:pPr>
@@ -444,7 +377,7 @@
       <w:pPr>
         <w:numPr>
           <w:ilvl w:val="0"/>
-          <w:numId w:val="1003"/>
+          <w:numId w:val="1004"/>
         </w:numPr>
         <w:pStyle w:val="Compact"/>
       </w:pPr>
@@ -456,7 +389,7 @@
       <w:pPr>
         <w:numPr>
           <w:ilvl w:val="0"/>
-          <w:numId w:val="1003"/>
+          <w:numId w:val="1004"/>
         </w:numPr>
         <w:pStyle w:val="Compact"/>
       </w:pPr>
@@ -468,7 +401,7 @@
       <w:pPr>
         <w:numPr>
           <w:ilvl w:val="0"/>
-          <w:numId w:val="1003"/>
+          <w:numId w:val="1004"/>
         </w:numPr>
         <w:pStyle w:val="Compact"/>
       </w:pPr>
@@ -480,7 +413,7 @@
       <w:pPr>
         <w:numPr>
           <w:ilvl w:val="0"/>
-          <w:numId w:val="1003"/>
+          <w:numId w:val="1004"/>
         </w:numPr>
         <w:pStyle w:val="Compact"/>
       </w:pPr>
@@ -488,8 +421,8 @@
         <w:t xml:space="preserve">Финальный план внедрения отделяет доказанные изменения от уточнений и аналитических проверок: семантическое назначение само по себе не считается разрешением физически менять сайт.</w:t>
       </w:r>
     </w:p>
-    <w:bookmarkEnd w:id="23"/>
-    <w:bookmarkStart w:id="30" w:name="что-можно-передавать-в-работу-сейчас"/>
+    <w:bookmarkEnd w:id="22"/>
+    <w:bookmarkStart w:id="26" w:name="что-можно-передавать-в-работу-сейчас"/>
     <w:p>
       <w:pPr>
         <w:pStyle w:val="Heading2"/>
@@ -506,7 +439,7 @@
         <w:t xml:space="preserve">Ниже только три изменения, для которых в текущей доказательной базе уже достаточно оснований для постановки задачи.</w:t>
       </w:r>
     </w:p>
-    <w:bookmarkStart w:id="25" w:name="X3f7d08c9d86a469c85269993c9f9e5d3676ecfc"/>
+    <w:bookmarkStart w:id="23" w:name="X3f7d08c9d86a469c85269993c9f9e5d3676ecfc"/>
     <w:p>
       <w:pPr>
         <w:pStyle w:val="Heading3"/>
@@ -547,14 +480,12 @@
       <w:r>
         <w:t xml:space="preserve"> </w:t>
       </w:r>
-      <w:hyperlink r:id="rId24">
-        <w:r>
-          <w:rPr>
-            <w:rStyle w:val="Hyperlink"/>
-          </w:rPr>
-          <w:t xml:space="preserve">https://okno-msk.ru/okna-rehau/francuzskie-okna</w:t>
-        </w:r>
-      </w:hyperlink>
+      <w:r>
+        <w:rPr>
+          <w:rStyle w:val="VerbatimChar"/>
+        </w:rPr>
+        <w:t xml:space="preserve">https://okno-msk.ru/okna-rehau/francuzskie-okna</w:t>
+      </w:r>
     </w:p>
     <w:p>
       <w:pPr>
@@ -682,8 +613,8 @@
         <w:t xml:space="preserve">базовое определение не дублируется; нет обещаний перепланировки или применимости решения без замера и необходимого согласования.</w:t>
       </w:r>
     </w:p>
-    <w:bookmarkEnd w:id="25"/>
-    <w:bookmarkStart w:id="27" w:name="Xa57207c1babf5ddc86361ed09f7f4046a6604db"/>
+    <w:bookmarkEnd w:id="23"/>
+    <w:bookmarkStart w:id="24" w:name="Xa57207c1babf5ddc86361ed09f7f4046a6604db"/>
     <w:p>
       <w:pPr>
         <w:pStyle w:val="Heading3"/>
@@ -724,14 +655,12 @@
       <w:r>
         <w:t xml:space="preserve"> </w:t>
       </w:r>
-      <w:hyperlink r:id="rId26">
-        <w:r>
-          <w:rPr>
-            <w:rStyle w:val="Hyperlink"/>
-          </w:rPr>
-          <w:t xml:space="preserve">https://okno-msk.ru/dveri-rehau</w:t>
-        </w:r>
-      </w:hyperlink>
+      <w:r>
+        <w:rPr>
+          <w:rStyle w:val="VerbatimChar"/>
+        </w:rPr>
+        <w:t xml:space="preserve">https://okno-msk.ru/dveri-rehau</w:t>
+      </w:r>
     </w:p>
     <w:p>
       <w:pPr>
@@ -859,8 +788,8 @@
         <w:t xml:space="preserve">ориентиры не выдаются за универсальные размеры; итоговая конфигурация по-прежнему определяется после замера.</w:t>
       </w:r>
     </w:p>
-    <w:bookmarkEnd w:id="27"/>
-    <w:bookmarkStart w:id="29" w:name="X1b20cee5975c97c3ae1df623db38430e5887954"/>
+    <w:bookmarkEnd w:id="24"/>
+    <w:bookmarkStart w:id="25" w:name="X1b20cee5975c97c3ae1df623db38430e5887954"/>
     <w:p>
       <w:pPr>
         <w:pStyle w:val="Heading3"/>
@@ -901,14 +830,12 @@
       <w:r>
         <w:t xml:space="preserve"> </w:t>
       </w:r>
-      <w:hyperlink r:id="rId28">
-        <w:r>
-          <w:rPr>
-            <w:rStyle w:val="Hyperlink"/>
-          </w:rPr>
-          <w:t xml:space="preserve">https://okno-msk.ru/stati/kakie-okna-samye-luchshie</w:t>
-        </w:r>
-      </w:hyperlink>
+      <w:r>
+        <w:rPr>
+          <w:rStyle w:val="VerbatimChar"/>
+        </w:rPr>
+        <w:t xml:space="preserve">https://okno-msk.ru/stati/kakie-okna-samye-luchshie</w:t>
+      </w:r>
     </w:p>
     <w:p>
       <w:pPr>
@@ -1036,9 +963,9 @@
         <w:t xml:space="preserve">дата обновления видна; критерии названы; бренд и конкретная система не смешиваются в одну категорию без пояснения.</w:t>
       </w:r>
     </w:p>
-    <w:bookmarkEnd w:id="29"/>
-    <w:bookmarkEnd w:id="30"/>
-    <w:bookmarkStart w:id="40" w:name="что-требует-уточнения-перед-внедрением"/>
+    <w:bookmarkEnd w:id="25"/>
+    <w:bookmarkEnd w:id="26"/>
+    <w:bookmarkStart w:id="32" w:name="что-требует-уточнения-перед-внедрением"/>
     <w:p>
       <w:pPr>
         <w:pStyle w:val="Heading2"/>
@@ -1055,7 +982,7 @@
         <w:t xml:space="preserve">Пять пунктов ниже пока не являются готовыми заданиями. Для каждого сначала нужно закрыть указанное условие, а затем финализировать формулировку и место изменения.</w:t>
       </w:r>
     </w:p>
-    <w:bookmarkStart w:id="32" w:name="X0105813e88e13a8ecf7a556950129ebf7e7dfad"/>
+    <w:bookmarkStart w:id="27" w:name="X0105813e88e13a8ecf7a556950129ebf7e7dfad"/>
     <w:p>
       <w:pPr>
         <w:pStyle w:val="Heading3"/>
@@ -1096,14 +1023,12 @@
       <w:r>
         <w:t xml:space="preserve"> </w:t>
       </w:r>
-      <w:hyperlink r:id="rId31">
-        <w:r>
-          <w:rPr>
-            <w:rStyle w:val="Hyperlink"/>
-          </w:rPr>
-          <w:t xml:space="preserve">https://okno-msk.ru/okna-rehau/po-tipu-doma/okna-v-chastnyj-dom</w:t>
-        </w:r>
-      </w:hyperlink>
+      <w:r>
+        <w:rPr>
+          <w:rStyle w:val="VerbatimChar"/>
+        </w:rPr>
+        <w:t xml:space="preserve">https://okno-msk.ru/okna-rehau/po-tipu-doma/okna-v-chastnyj-dom</w:t>
+      </w:r>
     </w:p>
     <w:p>
       <w:pPr>
@@ -1231,8 +1156,8 @@
         <w:t xml:space="preserve">примеры размеров не выдаются за обязательный стандарт; индивидуальный замер явно остаётся источником окончательных размеров.</w:t>
       </w:r>
     </w:p>
-    <w:bookmarkEnd w:id="32"/>
-    <w:bookmarkStart w:id="34" w:name="X65fb13cf33c7aafe4d86c82c2ebfca2f15916c2"/>
+    <w:bookmarkEnd w:id="27"/>
+    <w:bookmarkStart w:id="28" w:name="X65fb13cf33c7aafe4d86c82c2ebfca2f15916c2"/>
     <w:p>
       <w:pPr>
         <w:pStyle w:val="Heading3"/>
@@ -1273,14 +1198,12 @@
       <w:r>
         <w:t xml:space="preserve"> </w:t>
       </w:r>
-      <w:hyperlink r:id="rId33">
-        <w:r>
-          <w:rPr>
-            <w:rStyle w:val="Hyperlink"/>
-          </w:rPr>
-          <w:t xml:space="preserve">https://okno-msk.ru/stati/plyusy-i-minusy-ostekleniya-alyuminievymi-oknami</w:t>
-        </w:r>
-      </w:hyperlink>
+      <w:r>
+        <w:rPr>
+          <w:rStyle w:val="VerbatimChar"/>
+        </w:rPr>
+        <w:t xml:space="preserve">https://okno-msk.ru/stati/plyusy-i-minusy-ostekleniya-alyuminievymi-oknami</w:t>
+      </w:r>
     </w:p>
     <w:p>
       <w:pPr>
@@ -1408,8 +1331,8 @@
         <w:t xml:space="preserve">текст не обещает функции, которой может не быть у конкретной системы, и не представляет холодный профиль как решение для постоянно отапливаемого жилого помещения.</w:t>
       </w:r>
     </w:p>
-    <w:bookmarkEnd w:id="34"/>
-    <w:bookmarkStart w:id="36" w:name="X7f6b1387bff5c35a3bcfce2118533916752f99c"/>
+    <w:bookmarkEnd w:id="28"/>
+    <w:bookmarkStart w:id="29" w:name="X7f6b1387bff5c35a3bcfce2118533916752f99c"/>
     <w:p>
       <w:pPr>
         <w:pStyle w:val="Heading3"/>
@@ -1450,14 +1373,12 @@
       <w:r>
         <w:t xml:space="preserve"> </w:t>
       </w:r>
-      <w:hyperlink r:id="rId35">
-        <w:r>
-          <w:rPr>
-            <w:rStyle w:val="Hyperlink"/>
-          </w:rPr>
-          <w:t xml:space="preserve">https://okno-msk.ru/nashi-raboty</w:t>
-        </w:r>
-      </w:hyperlink>
+      <w:r>
+        <w:rPr>
+          <w:rStyle w:val="VerbatimChar"/>
+        </w:rPr>
+        <w:t xml:space="preserve">https://okno-msk.ru/nashi-raboty</w:t>
+      </w:r>
     </w:p>
     <w:p>
       <w:pPr>
@@ -1585,8 +1506,8 @@
         <w:t xml:space="preserve">категория создаётся только там, где в портфолио действительно есть соответствующие работы.</w:t>
       </w:r>
     </w:p>
-    <w:bookmarkEnd w:id="36"/>
-    <w:bookmarkStart w:id="38" w:name="Xe3c8354f3cdaff6babec15c6364d64a395b1e0d"/>
+    <w:bookmarkEnd w:id="29"/>
+    <w:bookmarkStart w:id="30" w:name="Xe3c8354f3cdaff6babec15c6364d64a395b1e0d"/>
     <w:p>
       <w:pPr>
         <w:pStyle w:val="Heading3"/>
@@ -1627,14 +1548,12 @@
       <w:r>
         <w:t xml:space="preserve"> </w:t>
       </w:r>
-      <w:hyperlink r:id="rId37">
-        <w:r>
-          <w:rPr>
-            <w:rStyle w:val="Hyperlink"/>
-          </w:rPr>
-          <w:t xml:space="preserve">https://okno-msk.ru/alyuminievye-okna/</w:t>
-        </w:r>
-      </w:hyperlink>
+      <w:r>
+        <w:rPr>
+          <w:rStyle w:val="VerbatimChar"/>
+        </w:rPr>
+        <w:t xml:space="preserve">https://okno-msk.ru/alyuminievye-okna/</w:t>
+      </w:r>
     </w:p>
     <w:p>
       <w:pPr>
@@ -1762,8 +1681,8 @@
         <w:t xml:space="preserve">нет обещаний применимости без замера и проектной проверки; тёплый и холодный сценарии описаны раздельно.</w:t>
       </w:r>
     </w:p>
-    <w:bookmarkEnd w:id="38"/>
-    <w:bookmarkStart w:id="39" w:name="X83283c9e21e88eb9291109af3577f6b49b7cdd1"/>
+    <w:bookmarkEnd w:id="30"/>
+    <w:bookmarkStart w:id="31" w:name="X83283c9e21e88eb9291109af3577f6b49b7cdd1"/>
     <w:p>
       <w:pPr>
         <w:pStyle w:val="Heading3"/>
@@ -1804,14 +1723,12 @@
       <w:r>
         <w:t xml:space="preserve"> </w:t>
       </w:r>
-      <w:hyperlink r:id="rId26">
-        <w:r>
-          <w:rPr>
-            <w:rStyle w:val="Hyperlink"/>
-          </w:rPr>
-          <w:t xml:space="preserve">https://okno-msk.ru/dveri-rehau</w:t>
-        </w:r>
-      </w:hyperlink>
+      <w:r>
+        <w:rPr>
+          <w:rStyle w:val="VerbatimChar"/>
+        </w:rPr>
+        <w:t xml:space="preserve">https://okno-msk.ru/dveri-rehau</w:t>
+      </w:r>
     </w:p>
     <w:p>
       <w:pPr>
@@ -1885,15 +1802,354 @@
         <w:t xml:space="preserve">Профессиональный монтаж — отдельный этап проекта. Состав работ и условия для конкретного проёма фиксируются после замера.</w:t>
       </w:r>
     </w:p>
+    <w:bookmarkEnd w:id="31"/>
+    <w:bookmarkEnd w:id="32"/>
+    <w:bookmarkStart w:id="37" w:name="что-нужно-дополнительно-проверить"/>
+    <w:p>
+      <w:pPr>
+        <w:pStyle w:val="Heading2"/>
+      </w:pPr>
+      <w:r>
+        <w:t xml:space="preserve">Что нужно дополнительно проверить</w:t>
+      </w:r>
+    </w:p>
+    <w:p>
+      <w:pPr>
+        <w:pStyle w:val="FirstParagraph"/>
+      </w:pPr>
+      <w:r>
+        <w:t xml:space="preserve">Эти четыре вопроса не переводятся в структурные действия автоматически. Результатом проверки должно быть одно зафиксированное решение по роли страницы, структуре или ассортименту.</w:t>
+      </w:r>
+    </w:p>
+    <w:bookmarkStart w:id="33" w:name="X1b26a08a002e1505c5c10bf60748aa8a435b77f"/>
+    <w:p>
+      <w:pPr>
+        <w:pStyle w:val="Heading3"/>
+      </w:pPr>
+      <w:r>
+        <w:t xml:space="preserve">1. Панорамные окна REHAU и общая панорамная страница</w:t>
+      </w:r>
+    </w:p>
+    <w:p>
+      <w:pPr>
+        <w:pStyle w:val="FirstParagraph"/>
+      </w:pPr>
+      <w:r>
+        <w:rPr>
+          <w:bCs/>
+          <w:b/>
+        </w:rPr>
+        <w:t xml:space="preserve">Страница:</w:t>
+      </w:r>
+      <w:r>
+        <w:t xml:space="preserve"> </w:t>
+      </w:r>
+      <w:r>
+        <w:rPr>
+          <w:rStyle w:val="VerbatimChar"/>
+        </w:rPr>
+        <w:t xml:space="preserve">https://okno-msk.ru/okna-rehau/panoramnye-okna-rehau</w:t>
+      </w:r>
+    </w:p>
+    <w:p>
+      <w:pPr>
+        <w:pStyle w:val="BodyText"/>
+      </w:pPr>
+      <w:r>
+        <w:t xml:space="preserve">Результат проверки фиксируется как отдельное решение по роли страницы, структуре или ассортименту в рабочей книге №05.</w:t>
+      </w:r>
+    </w:p>
+    <w:bookmarkEnd w:id="33"/>
+    <w:bookmarkStart w:id="34" w:name="Xe7ab36eb8be646c6fad792c8efcfa692b9bed77"/>
+    <w:p>
+      <w:pPr>
+        <w:pStyle w:val="Heading3"/>
+      </w:pPr>
+      <w:r>
+        <w:t xml:space="preserve">2. Окна для частного дома и для коттеджей</w:t>
+      </w:r>
+    </w:p>
+    <w:p>
+      <w:pPr>
+        <w:pStyle w:val="FirstParagraph"/>
+      </w:pPr>
+      <w:r>
+        <w:rPr>
+          <w:bCs/>
+          <w:b/>
+        </w:rPr>
+        <w:t xml:space="preserve">Страница:</w:t>
+      </w:r>
+      <w:r>
+        <w:t xml:space="preserve"> </w:t>
+      </w:r>
+      <w:r>
+        <w:rPr>
+          <w:rStyle w:val="VerbatimChar"/>
+        </w:rPr>
+        <w:t xml:space="preserve">https://okno-msk.ru/okna-rehau/po-tipu-doma/okna-dlya-kottedzhej-i-zagorodnyh-domov</w:t>
+      </w:r>
+    </w:p>
+    <w:p>
+      <w:pPr>
+        <w:pStyle w:val="BodyText"/>
+      </w:pPr>
+      <w:r>
+        <w:t xml:space="preserve">Результат проверки фиксируется как отдельное решение по роли страницы, структуре или ассортименту в рабочей книге №05.</w:t>
+      </w:r>
+    </w:p>
+    <w:bookmarkEnd w:id="34"/>
+    <w:bookmarkStart w:id="35" w:name="X6e50c1f19098c403763259aed6ee33ecd905834"/>
+    <w:p>
+      <w:pPr>
+        <w:pStyle w:val="Heading3"/>
+      </w:pPr>
+      <w:r>
+        <w:t xml:space="preserve">3. Сравнение профилей REHAU</w:t>
+      </w:r>
+    </w:p>
+    <w:p>
+      <w:pPr>
+        <w:pStyle w:val="FirstParagraph"/>
+      </w:pPr>
+      <w:r>
+        <w:rPr>
+          <w:bCs/>
+          <w:b/>
+        </w:rPr>
+        <w:t xml:space="preserve">Страница:</w:t>
+      </w:r>
+      <w:r>
+        <w:t xml:space="preserve"> </w:t>
+      </w:r>
+      <w:r>
+        <w:rPr>
+          <w:rStyle w:val="VerbatimChar"/>
+        </w:rPr>
+        <w:t xml:space="preserve">https://okno-msk.ru/stati/sravnenie-profilej-rehau</w:t>
+      </w:r>
+    </w:p>
+    <w:p>
+      <w:pPr>
+        <w:pStyle w:val="BodyText"/>
+      </w:pPr>
+      <w:r>
+        <w:t xml:space="preserve">Результат проверки фиксируется как отдельное решение по роли страницы, структуре или ассортименту в рабочей книге №05.</w:t>
+      </w:r>
+    </w:p>
+    <w:bookmarkEnd w:id="35"/>
+    <w:bookmarkStart w:id="36" w:name="X200dbc1ff1fe8cef3c5f11e71bc4b594aeeb7ad"/>
+    <w:p>
+      <w:pPr>
+        <w:pStyle w:val="Heading3"/>
+      </w:pPr>
+      <w:r>
+        <w:t xml:space="preserve">4. Accado, Vorne и Futurus</w:t>
+      </w:r>
+    </w:p>
+    <w:p>
+      <w:pPr>
+        <w:pStyle w:val="FirstParagraph"/>
+      </w:pPr>
+      <w:r>
+        <w:rPr>
+          <w:bCs/>
+          <w:b/>
+        </w:rPr>
+        <w:t xml:space="preserve">Страница:</w:t>
+      </w:r>
+      <w:r>
+        <w:t xml:space="preserve"> </w:t>
+      </w:r>
+      <w:r>
+        <w:rPr>
+          <w:rStyle w:val="VerbatimChar"/>
+        </w:rPr>
+        <w:t xml:space="preserve">https://okno-msk.ru/stati/kak-vybrat-plastikovye-okna</w:t>
+      </w:r>
+    </w:p>
+    <w:p>
+      <w:pPr>
+        <w:pStyle w:val="BodyText"/>
+      </w:pPr>
+      <w:r>
+        <w:t xml:space="preserve">Результат проверки фиксируется как отдельное решение по роли страницы, структуре или ассортименту в рабочей книге №05.</w:t>
+      </w:r>
+    </w:p>
+    <w:bookmarkEnd w:id="36"/>
+    <w:bookmarkEnd w:id="37"/>
+    <w:bookmarkStart w:id="38" w:name="что-на-сайте-уже-работает-правильно"/>
+    <w:p>
+      <w:pPr>
+        <w:pStyle w:val="Heading2"/>
+      </w:pPr>
+      <w:r>
+        <w:t xml:space="preserve">Что на сайте уже работает правильно</w:t>
+      </w:r>
+    </w:p>
+    <w:p>
+      <w:pPr>
+        <w:pStyle w:val="FirstParagraph"/>
+      </w:pPr>
+      <w:r>
+        <w:t xml:space="preserve">Исследование подтвердило, что значительная часть существующего распределения поискового спроса по страницам уже настроена правильно и в целом соответствует как обычной выдаче Яндекса, так и выдаче Алисы. Поэтому массовая перестройка структуры не требуется: работу имеет смысл сосредоточить на найденных точечных улучшениях, а не переделывать уже корректные части сайта.</w:t>
+      </w:r>
+    </w:p>
+    <w:bookmarkEnd w:id="38"/>
+    <w:bookmarkStart w:id="39" w:name="что-показала-обычная-выдача-яндекса"/>
+    <w:p>
+      <w:pPr>
+        <w:pStyle w:val="Heading2"/>
+      </w:pPr>
+      <w:r>
+        <w:t xml:space="preserve">Что показала обычная выдача Яндекса</w:t>
+      </w:r>
+    </w:p>
+    <w:p>
+      <w:pPr>
+        <w:pStyle w:val="FirstParagraph"/>
+      </w:pPr>
+      <w:r>
+        <w:t xml:space="preserve">Обычная выдача использовалась в двух разных ролях. Внутри этапа анализа конкурентов она помогала увидеть реальные конкурентные страницы и проверить спорные новые направления. После объединения всего спроса обычная выдача использовалась уже для окончательных семантических и страничных решений.</w:t>
+      </w:r>
+    </w:p>
+    <w:p>
+      <w:pPr>
+        <w:pStyle w:val="BodyText"/>
+      </w:pPr>
+      <w:r>
+        <w:t xml:space="preserve">Для этой второй роли сохранена точная выдача по 81 конкретному запросу: 75 относятся к базовым спорным границам семантики, 6 — к формулировкам, пришедшим через конкурентный этап и потребовавшим точной проверки владельца или границы услуги. Эти 81 проверки помогали отделять покупку от монтажа, товарный запрос от информационного, выбор материала от выбора объекта остекления, самостоятельную услугу от технического или DIY-сценария и другие близкие, но разные смыслы.</w:t>
+      </w:r>
+    </w:p>
+    <w:p>
+      <w:pPr>
+        <w:pStyle w:val="BodyText"/>
+      </w:pPr>
+      <w:r>
+        <w:t xml:space="preserve">К этому моменту в проверку уже входил объединённый корпус, включая 16 фраз из конкурентного этапа. Поэтому решения по ним принимались внутри той же цепочки распределения спроса по страницам, что и по остальному активному ядру.</w:t>
+      </w:r>
+    </w:p>
+    <w:p>
+      <w:pPr>
+        <w:pStyle w:val="BodyText"/>
+      </w:pPr>
+      <w:r>
+        <w:t xml:space="preserve">Общий вывод по обычной выдаче: существующее распределение основных групп спроса по страницам в большинстве проверенных типов запросов выбрано логично. Точечные улучшения нужны там, где подходящая страница уже существует, но не объясняет важную часть выбора, либо где навигация мешает быстро найти нужный материал.</w:t>
+      </w:r>
+    </w:p>
     <w:bookmarkEnd w:id="39"/>
+    <w:bookmarkStart w:id="48" w:name="как-сайт-соответствует-выдаче-алисы"/>
+    <w:p>
+      <w:pPr>
+        <w:pStyle w:val="Heading2"/>
+      </w:pPr>
+      <w:r>
+        <w:t xml:space="preserve">Как сайт соответствует выдаче Алисы</w:t>
+      </w:r>
+    </w:p>
+    <w:p>
+      <w:pPr>
+        <w:pStyle w:val="FirstParagraph"/>
+      </w:pPr>
+      <w:r>
+        <w:t xml:space="preserve">Под выдачей Алисы здесь имеются в виду ответы Алисы, которые показываются в поиске Яндекса. Проверка по этой выдаче — одна из основных частей работы по пересборке ядра под современный поиск. Она использовалась, чтобы оценить, соответствует ли распределение спроса по страницам тому, как эти темы раскрываются в выдаче Алисы.</w:t>
+      </w:r>
+    </w:p>
+    <w:p>
+      <w:pPr>
+        <w:pStyle w:val="BodyText"/>
+      </w:pPr>
+      <w:r>
+        <w:t xml:space="preserve">Главный результат проверки: существующее распределение основных групп спроса по страницам в целом соответствует выдаче Алисы. По исследованным типам запросов не выявлено системного расхождения, которое требовало бы заново перестраивать ядро или структуру сайта. Там, где изменения действительно нужны, они в основном связаны с тем, насколько полно существующая страница объясняет выбор и отвечает на вопросы пользователя.</w:t>
+      </w:r>
+    </w:p>
+    <w:p>
+      <w:pPr>
+        <w:pStyle w:val="BodyText"/>
+      </w:pPr>
+      <w:r>
+        <w:t xml:space="preserve">После общего вывода о соответствии сайта выдаче Алисы были выделены 25 тем, где более глубокий разбор мог дать полезное уточнение по содержанию. Из этих 25 тем 8 разобрали углублённо: шесть разных случаев, где можно было уточнить решение по странице, и два контрольных запроса. Остальные темы повторяли уже охваченные типы решений и не требовали ещё одной одинаковой проверки.</w:t>
+      </w:r>
+    </w:p>
+    <w:p>
+      <w:pPr>
+        <w:pStyle w:val="BodyText"/>
+      </w:pPr>
+      <w:r>
+        <w:t xml:space="preserve">Восемь карточек ниже показывают углублённо зафиксированные случаи разных типов. На них уточнялись конкретные решения по страницам после общего вывода о соответствии сайта выдаче Алисы.</w:t>
+      </w:r>
+    </w:p>
+    <w:bookmarkStart w:id="40" w:name="X60062c27970f6070717c16a5e1610b5d550d1d7"/>
+    <w:p>
+      <w:pPr>
+        <w:pStyle w:val="Heading3"/>
+      </w:pPr>
+      <w:r>
+        <w:t xml:space="preserve">1. панорамные алюминиевые окна</w:t>
+      </w:r>
+    </w:p>
+    <w:p>
+      <w:pPr>
+        <w:pStyle w:val="FirstParagraph"/>
+      </w:pPr>
+      <w:r>
+        <w:rPr>
+          <w:bCs/>
+          <w:b/>
+        </w:rPr>
+        <w:t xml:space="preserve">Почему выбрали:</w:t>
+      </w:r>
+      <w:r>
+        <w:t xml:space="preserve"> </w:t>
+      </w:r>
+      <w:r>
+        <w:t xml:space="preserve">Проверить, останется ли основной темой выбор алюминиевых окон или запрос уйдёт в общее панорамное остекление</w:t>
+      </w:r>
+    </w:p>
+    <w:p>
+      <w:pPr>
+        <w:pStyle w:val="BodyText"/>
+      </w:pPr>
+      <w:r>
+        <w:rPr>
+          <w:bCs/>
+          <w:b/>
+        </w:rPr>
+        <w:t xml:space="preserve">Что показала выдача Алисы:</w:t>
+      </w:r>
+      <w:r>
+        <w:t xml:space="preserve"> </w:t>
+      </w:r>
+      <w:r>
+        <w:t xml:space="preserve">В выдаче Алисы сохранился алюминиевый сценарий, но подробнее раскрывались особенности панорамного решения</w:t>
+      </w:r>
+    </w:p>
+    <w:p>
+      <w:pPr>
+        <w:pStyle w:val="BodyText"/>
+      </w:pPr>
+      <w:r>
+        <w:rPr>
+          <w:bCs/>
+          <w:b/>
+        </w:rPr>
+        <w:t xml:space="preserve">Что это значит для сайта:</w:t>
+      </w:r>
+      <w:r>
+        <w:t xml:space="preserve"> </w:t>
+      </w:r>
+      <w:r>
+        <w:t xml:space="preserve">Сохраняем раздел алюминиевых окон основной страницей и добавляем на нём панорамный блок</w:t>
+      </w:r>
+    </w:p>
     <w:bookmarkEnd w:id="40"/>
-    <w:bookmarkStart w:id="45" w:name="что-нужно-дополнительно-проверить"/>
-    <w:p>
-      <w:pPr>
-        <w:pStyle w:val="Heading2"/>
-      </w:pPr>
-      <w:r>
-        <w:t xml:space="preserve">Что нужно дополнительно проверить</w:t>
+    <w:bookmarkStart w:id="41" w:name="X8c3c01596c991686710289084ad01b316f2d1e2"/>
+    <w:p>
+      <w:pPr>
+        <w:pStyle w:val="Heading3"/>
+      </w:pPr>
+      <w:r>
+        <w:t xml:space="preserve">2. алюминиевые окна для веранды</w:t>
       </w:r>
     </w:p>
     <w:p>
@@ -1901,227 +2157,319 @@
         <w:pStyle w:val="FirstParagraph"/>
       </w:pPr>
       <w:r>
-        <w:t xml:space="preserve">Эти четыре вопроса не переводятся в структурные действия автоматически. Результатом проверки должно быть одно зафиксированное решение по роли страницы, структуре или ассортименту.</w:t>
-      </w:r>
-    </w:p>
-    <w:tbl>
-      <w:tblPr>
-        <w:tblStyle w:val="Table"/>
-        <w:tblW w:type="auto" w:w="0"/>
-        <w:tblLook w:firstRow="1" w:lastRow="0" w:firstColumn="0" w:lastColumn="0" w:noHBand="0" w:noVBand="0" w:val="0020"/>
-        <w:jc w:val="start"/>
-      </w:tblPr>
-      <w:tblGrid>
-        <w:gridCol w:w="2640"/>
-        <w:gridCol w:w="2640"/>
-        <w:gridCol w:w="2640"/>
-      </w:tblGrid>
-      <w:tr>
-        <w:trPr>
-          <w:tblHeader w:val="true"/>
-        </w:trPr>
-        <w:tc>
-          <w:tcPr/>
-          <w:p>
-            <w:pPr>
-              <w:pStyle w:val="Compact"/>
-              <w:jc w:val="left"/>
-            </w:pPr>
-            <w:r>
-              <w:t xml:space="preserve">Проверка</w:t>
-            </w:r>
-          </w:p>
-        </w:tc>
-        <w:tc>
-          <w:tcPr/>
-          <w:p>
-            <w:pPr>
-              <w:pStyle w:val="Compact"/>
-              <w:jc w:val="left"/>
-            </w:pPr>
-            <w:r>
-              <w:t xml:space="preserve">Страница</w:t>
-            </w:r>
-          </w:p>
-        </w:tc>
-        <w:tc>
-          <w:tcPr/>
-          <w:p>
-            <w:pPr>
-              <w:pStyle w:val="Compact"/>
-              <w:jc w:val="left"/>
-            </w:pPr>
-            <w:r>
-              <w:t xml:space="preserve">Что нужно получить</w:t>
-            </w:r>
-          </w:p>
-        </w:tc>
-      </w:tr>
-      <w:tr>
-        <w:tc>
-          <w:tcPr/>
-          <w:p>
-            <w:pPr>
-              <w:pStyle w:val="Compact"/>
-              <w:jc w:val="left"/>
-            </w:pPr>
-            <w:r>
-              <w:t xml:space="preserve">Панорамные окна REHAU и общая панорамная страница</w:t>
-            </w:r>
-          </w:p>
-        </w:tc>
-        <w:tc>
-          <w:tcPr/>
-          <w:p>
-            <w:pPr>
-              <w:pStyle w:val="Compact"/>
-              <w:jc w:val="left"/>
-            </w:pPr>
-            <w:hyperlink r:id="rId41">
-              <w:r>
-                <w:rPr>
-                  <w:rStyle w:val="Hyperlink"/>
-                </w:rPr>
-                <w:t xml:space="preserve">https://okno-msk.ru/okna-rehau/panoramnye-okna-rehau</w:t>
-              </w:r>
-            </w:hyperlink>
-          </w:p>
-        </w:tc>
-        <w:tc>
-          <w:tcPr/>
-          <w:p>
-            <w:pPr>
-              <w:pStyle w:val="Compact"/>
-            </w:pPr>
-          </w:p>
-        </w:tc>
-      </w:tr>
-      <w:tr>
-        <w:tc>
-          <w:tcPr/>
-          <w:p>
-            <w:pPr>
-              <w:pStyle w:val="Compact"/>
-              <w:jc w:val="left"/>
-            </w:pPr>
-            <w:r>
-              <w:t xml:space="preserve">Окна для частного дома и для коттеджей</w:t>
-            </w:r>
-          </w:p>
-        </w:tc>
-        <w:tc>
-          <w:tcPr/>
-          <w:p>
-            <w:pPr>
-              <w:pStyle w:val="Compact"/>
-              <w:jc w:val="left"/>
-            </w:pPr>
-            <w:hyperlink r:id="rId42">
-              <w:r>
-                <w:rPr>
-                  <w:rStyle w:val="Hyperlink"/>
-                </w:rPr>
-                <w:t xml:space="preserve">https://okno-msk.ru/okna-rehau/po-tipu-doma/okna-dlya-kottedzhej-i-zagorodnyh-domov</w:t>
-              </w:r>
-            </w:hyperlink>
-          </w:p>
-        </w:tc>
-        <w:tc>
-          <w:tcPr/>
-          <w:p>
-            <w:pPr>
-              <w:pStyle w:val="Compact"/>
-            </w:pPr>
-          </w:p>
-        </w:tc>
-      </w:tr>
-      <w:tr>
-        <w:tc>
-          <w:tcPr/>
-          <w:p>
-            <w:pPr>
-              <w:pStyle w:val="Compact"/>
-              <w:jc w:val="left"/>
-            </w:pPr>
-            <w:r>
-              <w:t xml:space="preserve">Сравнение профилей REHAU</w:t>
-            </w:r>
-          </w:p>
-        </w:tc>
-        <w:tc>
-          <w:tcPr/>
-          <w:p>
-            <w:pPr>
-              <w:pStyle w:val="Compact"/>
-              <w:jc w:val="left"/>
-            </w:pPr>
-            <w:hyperlink r:id="rId43">
-              <w:r>
-                <w:rPr>
-                  <w:rStyle w:val="Hyperlink"/>
-                </w:rPr>
-                <w:t xml:space="preserve">https://okno-msk.ru/stati/sravnenie-profilej-rehau</w:t>
-              </w:r>
-            </w:hyperlink>
-          </w:p>
-        </w:tc>
-        <w:tc>
-          <w:tcPr/>
-          <w:p>
-            <w:pPr>
-              <w:pStyle w:val="Compact"/>
-            </w:pPr>
-          </w:p>
-        </w:tc>
-      </w:tr>
-      <w:tr>
-        <w:tc>
-          <w:tcPr/>
-          <w:p>
-            <w:pPr>
-              <w:pStyle w:val="Compact"/>
-              <w:jc w:val="left"/>
-            </w:pPr>
-            <w:r>
-              <w:t xml:space="preserve">Accado, Vorne и Futurus</w:t>
-            </w:r>
-          </w:p>
-        </w:tc>
-        <w:tc>
-          <w:tcPr/>
-          <w:p>
-            <w:pPr>
-              <w:pStyle w:val="Compact"/>
-              <w:jc w:val="left"/>
-            </w:pPr>
-            <w:hyperlink r:id="rId44">
-              <w:r>
-                <w:rPr>
-                  <w:rStyle w:val="Hyperlink"/>
-                </w:rPr>
-                <w:t xml:space="preserve">https://okno-msk.ru/stati/kak-vybrat-plastikovye-okna</w:t>
-              </w:r>
-            </w:hyperlink>
-          </w:p>
-        </w:tc>
-        <w:tc>
-          <w:tcPr/>
-          <w:p>
-            <w:pPr>
-              <w:pStyle w:val="Compact"/>
-            </w:pPr>
-          </w:p>
-        </w:tc>
-      </w:tr>
-    </w:tbl>
+        <w:rPr>
+          <w:bCs/>
+          <w:b/>
+        </w:rPr>
+        <w:t xml:space="preserve">Почему выбрали:</w:t>
+      </w:r>
+      <w:r>
+        <w:t xml:space="preserve"> </w:t>
+      </w:r>
+      <w:r>
+        <w:t xml:space="preserve">Проверить, что важнее для распределения спроса: сама веранда или материал окна</w:t>
+      </w:r>
+    </w:p>
+    <w:p>
+      <w:pPr>
+        <w:pStyle w:val="BodyText"/>
+      </w:pPr>
+      <w:r>
+        <w:rPr>
+          <w:bCs/>
+          <w:b/>
+        </w:rPr>
+        <w:t xml:space="preserve">Что показала выдача Алисы:</w:t>
+      </w:r>
+      <w:r>
+        <w:t xml:space="preserve"> </w:t>
+      </w:r>
+      <w:r>
+        <w:t xml:space="preserve">В выдаче Алисы сохранился сценарий веранды, а алюминий выступал уточнением выбора</w:t>
+      </w:r>
+    </w:p>
+    <w:p>
+      <w:pPr>
+        <w:pStyle w:val="BodyText"/>
+      </w:pPr>
+      <w:r>
+        <w:rPr>
+          <w:bCs/>
+          <w:b/>
+        </w:rPr>
+        <w:t xml:space="preserve">Что это значит для сайта:</w:t>
+      </w:r>
+      <w:r>
+        <w:t xml:space="preserve"> </w:t>
+      </w:r>
+      <w:r>
+        <w:t xml:space="preserve">Сохраняем две существующие страницы с разными ролями: веранда отвечает за выбор решения для объекта, алюминиевые окна — за выбор материала и системы</w:t>
+      </w:r>
+    </w:p>
+    <w:bookmarkEnd w:id="41"/>
+    <w:bookmarkStart w:id="42" w:name="X1be5615aa8447e90a8b53c8411d8294199cbbf0"/>
+    <w:p>
+      <w:pPr>
+        <w:pStyle w:val="Heading3"/>
+      </w:pPr>
+      <w:r>
+        <w:t xml:space="preserve">3. панорамное остекление балкона</w:t>
+      </w:r>
+    </w:p>
+    <w:p>
+      <w:pPr>
+        <w:pStyle w:val="FirstParagraph"/>
+      </w:pPr>
+      <w:r>
+        <w:rPr>
+          <w:bCs/>
+          <w:b/>
+        </w:rPr>
+        <w:t xml:space="preserve">Почему выбрали:</w:t>
+      </w:r>
+      <w:r>
+        <w:t xml:space="preserve"> </w:t>
+      </w:r>
+      <w:r>
+        <w:t xml:space="preserve">Контрольный запрос: обычная выдача уже явно указывала на специализированную балконную страницу</w:t>
+      </w:r>
+    </w:p>
+    <w:p>
+      <w:pPr>
+        <w:pStyle w:val="BodyText"/>
+      </w:pPr>
+      <w:r>
+        <w:rPr>
+          <w:bCs/>
+          <w:b/>
+        </w:rPr>
+        <w:t xml:space="preserve">Что показала выдача Алисы:</w:t>
+      </w:r>
+      <w:r>
+        <w:t xml:space="preserve"> </w:t>
+      </w:r>
+      <w:r>
+        <w:t xml:space="preserve">В выдаче Алисы также сохранился балконный сценарий</w:t>
+      </w:r>
+    </w:p>
+    <w:p>
+      <w:pPr>
+        <w:pStyle w:val="BodyText"/>
+      </w:pPr>
+      <w:r>
+        <w:rPr>
+          <w:bCs/>
+          <w:b/>
+        </w:rPr>
+        <w:t xml:space="preserve">Что это значит для сайта:</w:t>
+      </w:r>
+      <w:r>
+        <w:t xml:space="preserve"> </w:t>
+      </w:r>
+      <w:r>
+        <w:t xml:space="preserve">Специализированная страница панорамного остекления балкона остаётся основной</w:t>
+      </w:r>
+    </w:p>
+    <w:bookmarkEnd w:id="42"/>
+    <w:bookmarkStart w:id="43" w:name="X59b53ea7dd126706ad76674d5ffc3c632903495"/>
+    <w:p>
+      <w:pPr>
+        <w:pStyle w:val="Heading3"/>
+      </w:pPr>
+      <w:r>
+        <w:t xml:space="preserve">4. установка подоконника на пластиковые окна</w:t>
+      </w:r>
+    </w:p>
+    <w:p>
+      <w:pPr>
+        <w:pStyle w:val="FirstParagraph"/>
+      </w:pPr>
+      <w:r>
+        <w:rPr>
+          <w:bCs/>
+          <w:b/>
+        </w:rPr>
+        <w:t xml:space="preserve">Почему выбрали:</w:t>
+      </w:r>
+      <w:r>
+        <w:t xml:space="preserve"> </w:t>
+      </w:r>
+      <w:r>
+        <w:t xml:space="preserve">Проверить смешанный смысл: изделие, услуга или инструкция</w:t>
+      </w:r>
+    </w:p>
+    <w:p>
+      <w:pPr>
+        <w:pStyle w:val="BodyText"/>
+      </w:pPr>
+      <w:r>
+        <w:rPr>
+          <w:bCs/>
+          <w:b/>
+        </w:rPr>
+        <w:t xml:space="preserve">Что показала выдача Алисы:</w:t>
+      </w:r>
+      <w:r>
+        <w:t xml:space="preserve"> </w:t>
+      </w:r>
+      <w:r>
+        <w:t xml:space="preserve">В выдаче Алисы подробно раскрывался процесс установки, но сохранялась и профессиональная услуга</w:t>
+      </w:r>
+    </w:p>
+    <w:p>
+      <w:pPr>
+        <w:pStyle w:val="BodyText"/>
+      </w:pPr>
+      <w:r>
+        <w:rPr>
+          <w:bCs/>
+          <w:b/>
+        </w:rPr>
+        <w:t xml:space="preserve">Что это значит для сайта:</w:t>
+      </w:r>
+      <w:r>
+        <w:t xml:space="preserve"> </w:t>
+      </w:r>
+      <w:r>
+        <w:t xml:space="preserve">Сохраняем отдельные роли товарной информации о подоконнике и монтажной услуги и связываем эти сценарии между собой</w:t>
+      </w:r>
+    </w:p>
+    <w:bookmarkEnd w:id="43"/>
+    <w:bookmarkStart w:id="44" w:name="Xf3f3aecaa0af8f460334732534ac4a11d41a915"/>
+    <w:p>
+      <w:pPr>
+        <w:pStyle w:val="Heading3"/>
+      </w:pPr>
+      <w:r>
+        <w:t xml:space="preserve">5. французские панорамные окна</w:t>
+      </w:r>
+    </w:p>
+    <w:p>
+      <w:pPr>
+        <w:pStyle w:val="FirstParagraph"/>
+      </w:pPr>
+      <w:r>
+        <w:rPr>
+          <w:bCs/>
+          <w:b/>
+        </w:rPr>
+        <w:t xml:space="preserve">Почему выбрали:</w:t>
+      </w:r>
+      <w:r>
+        <w:t xml:space="preserve"> </w:t>
+      </w:r>
+      <w:r>
+        <w:t xml:space="preserve">Проверить, сохраняется ли отдельная тема французских окон</w:t>
+      </w:r>
+    </w:p>
+    <w:p>
+      <w:pPr>
+        <w:pStyle w:val="BodyText"/>
+      </w:pPr>
+      <w:r>
+        <w:rPr>
+          <w:bCs/>
+          <w:b/>
+        </w:rPr>
+        <w:t xml:space="preserve">Что показала выдача Алисы:</w:t>
+      </w:r>
+      <w:r>
+        <w:t xml:space="preserve"> </w:t>
+      </w:r>
+      <w:r>
+        <w:t xml:space="preserve">Французское окно сохранилось как отдельное понятие</w:t>
+      </w:r>
+    </w:p>
+    <w:p>
+      <w:pPr>
+        <w:pStyle w:val="BodyText"/>
+      </w:pPr>
+      <w:r>
+        <w:rPr>
+          <w:bCs/>
+          <w:b/>
+        </w:rPr>
+        <w:t xml:space="preserve">Что это значит для сайта:</w:t>
+      </w:r>
+      <w:r>
+        <w:t xml:space="preserve"> </w:t>
+      </w:r>
+      <w:r>
+        <w:t xml:space="preserve">Сохраняем отдельную страницу французских окон и яснее объясняем отличие от общего панорамного остекления</w:t>
+      </w:r>
+    </w:p>
+    <w:bookmarkEnd w:id="44"/>
+    <w:bookmarkStart w:id="45" w:name="X094de4dd00ee8cb88b6d76c47feccbd89dfdb88"/>
+    <w:p>
+      <w:pPr>
+        <w:pStyle w:val="Heading3"/>
+      </w:pPr>
+      <w:r>
+        <w:t xml:space="preserve">6. замена окна на пластиковое цена москва</w:t>
+      </w:r>
+    </w:p>
+    <w:p>
+      <w:pPr>
+        <w:pStyle w:val="FirstParagraph"/>
+      </w:pPr>
+      <w:r>
+        <w:rPr>
+          <w:bCs/>
+          <w:b/>
+        </w:rPr>
+        <w:t xml:space="preserve">Почему выбрали:</w:t>
+      </w:r>
+      <w:r>
+        <w:t xml:space="preserve"> </w:t>
+      </w:r>
+      <w:r>
+        <w:t xml:space="preserve">Контрольный запрос: обычная выдача уже давала ясный коммерческий сценарий замены</w:t>
+      </w:r>
+    </w:p>
+    <w:p>
+      <w:pPr>
+        <w:pStyle w:val="BodyText"/>
+      </w:pPr>
+      <w:r>
+        <w:rPr>
+          <w:bCs/>
+          <w:b/>
+        </w:rPr>
+        <w:t xml:space="preserve">Что показала выдача Алисы:</w:t>
+      </w:r>
+      <w:r>
+        <w:t xml:space="preserve"> </w:t>
+      </w:r>
+      <w:r>
+        <w:t xml:space="preserve">В выдаче Алисы сохранилась тема замены и цены</w:t>
+      </w:r>
+    </w:p>
+    <w:p>
+      <w:pPr>
+        <w:pStyle w:val="BodyText"/>
+      </w:pPr>
+      <w:r>
+        <w:rPr>
+          <w:bCs/>
+          <w:b/>
+        </w:rPr>
+        <w:t xml:space="preserve">Что это значит для сайта:</w:t>
+      </w:r>
+      <w:r>
+        <w:t xml:space="preserve"> </w:t>
+      </w:r>
+      <w:r>
+        <w:t xml:space="preserve">Специализированная страница замены остаётся основной для этого спроса</w:t>
+      </w:r>
+    </w:p>
     <w:bookmarkEnd w:id="45"/>
-    <w:bookmarkStart w:id="46" w:name="что-на-сайте-уже-работает-правильно"/>
-    <w:p>
-      <w:pPr>
-        <w:pStyle w:val="Heading2"/>
-      </w:pPr>
-      <w:r>
-        <w:t xml:space="preserve">Что на сайте уже работает правильно</w:t>
+    <w:bookmarkStart w:id="46" w:name="X9b960b60e584547d7996ce6cc09e6f9698dc463"/>
+    <w:p>
+      <w:pPr>
+        <w:pStyle w:val="Heading3"/>
+      </w:pPr>
+      <w:r>
+        <w:t xml:space="preserve">7. как открыть пластиковое окно</w:t>
       </w:r>
     </w:p>
     <w:p>
@@ -2129,17 +2477,63 @@
         <w:pStyle w:val="FirstParagraph"/>
       </w:pPr>
       <w:r>
-        <w:t xml:space="preserve">Исследование подтвердило, что значительная часть существующего распределения поискового спроса по страницам уже настроена правильно и в целом соответствует как обычной выдаче Яндекса, так и выдаче Алисы. Поэтому массовая перестройка структуры не требуется: работу имеет смысл сосредоточить на найденных точечных улучшениях, а не переделывать уже корректные части сайта.</w:t>
+        <w:rPr>
+          <w:bCs/>
+          <w:b/>
+        </w:rPr>
+        <w:t xml:space="preserve">Почему выбрали:</w:t>
+      </w:r>
+      <w:r>
+        <w:t xml:space="preserve"> </w:t>
+      </w:r>
+      <w:r>
+        <w:t xml:space="preserve">Проверить неоднозначную формулировку</w:t>
+      </w:r>
+    </w:p>
+    <w:p>
+      <w:pPr>
+        <w:pStyle w:val="BodyText"/>
+      </w:pPr>
+      <w:r>
+        <w:rPr>
+          <w:bCs/>
+          <w:b/>
+        </w:rPr>
+        <w:t xml:space="preserve">Что показала выдача Алисы:</w:t>
+      </w:r>
+      <w:r>
+        <w:t xml:space="preserve"> </w:t>
+      </w:r>
+      <w:r>
+        <w:t xml:space="preserve">В выдаче Алисы, как и в обычной, смешались эксплуатационная проблема и аварийное открывание</w:t>
+      </w:r>
+    </w:p>
+    <w:p>
+      <w:pPr>
+        <w:pStyle w:val="BodyText"/>
+      </w:pPr>
+      <w:r>
+        <w:rPr>
+          <w:bCs/>
+          <w:b/>
+        </w:rPr>
+        <w:t xml:space="preserve">Что это значит для сайта:</w:t>
+      </w:r>
+      <w:r>
+        <w:t xml:space="preserve"> </w:t>
+      </w:r>
+      <w:r>
+        <w:t xml:space="preserve">Сохраняем узкую роль существующей инструкции; разные проблемы открывания описываем как разные ситуации, а не как одну универсальную причину</w:t>
       </w:r>
     </w:p>
     <w:bookmarkEnd w:id="46"/>
-    <w:bookmarkStart w:id="47" w:name="что-показала-обычная-выдача-яндекса"/>
-    <w:p>
-      <w:pPr>
-        <w:pStyle w:val="Heading2"/>
-      </w:pPr>
-      <w:r>
-        <w:t xml:space="preserve">Что показала обычная выдача Яндекса</w:t>
+    <w:bookmarkStart w:id="47" w:name="X2a07617ead9f694c13003b825a976f27088cc8e"/>
+    <w:p>
+      <w:pPr>
+        <w:pStyle w:val="Heading3"/>
+      </w:pPr>
+      <w:r>
+        <w:t xml:space="preserve">8. лучшие пластиковые окна</w:t>
       </w:r>
     </w:p>
     <w:p>
@@ -2147,7 +2541,17 @@
         <w:pStyle w:val="FirstParagraph"/>
       </w:pPr>
       <w:r>
-        <w:t xml:space="preserve">Обычная выдача использовалась в двух разных ролях. Внутри этапа анализа конкурентов она помогала увидеть реальные конкурентные страницы и проверить спорные новые направления. После объединения всего спроса обычная выдача использовалась уже для окончательных семантических и страничных решений.</w:t>
+        <w:rPr>
+          <w:bCs/>
+          <w:b/>
+        </w:rPr>
+        <w:t xml:space="preserve">Почему выбрали:</w:t>
+      </w:r>
+      <w:r>
+        <w:t xml:space="preserve"> </w:t>
+      </w:r>
+      <w:r>
+        <w:t xml:space="preserve">Проверить, что преобладает: рейтинг, руководство по выбору или сравнение профилей</w:t>
       </w:r>
     </w:p>
     <w:p>
@@ -2155,7 +2559,17 @@
         <w:pStyle w:val="BodyText"/>
       </w:pPr>
       <w:r>
-        <w:t xml:space="preserve">Для этой второй роли сохранена точная выдача по 81 конкретному запросу: 75 относятся к базовым спорным границам семантики, 6 — к формулировкам, пришедшим через конкурентный этап и потребовавшим точной проверки владельца или границы услуги. Эти 81 проверки помогали отделять покупку от монтажа, товарный запрос от информационного, выбор материала от выбора объекта остекления, самостоятельную услугу от технического или DIY-сценария и другие близкие, но разные смыслы.</w:t>
+        <w:rPr>
+          <w:bCs/>
+          <w:b/>
+        </w:rPr>
+        <w:t xml:space="preserve">Что показала выдача Алисы:</w:t>
+      </w:r>
+      <w:r>
+        <w:t xml:space="preserve"> </w:t>
+      </w:r>
+      <w:r>
+        <w:t xml:space="preserve">В выдаче Алисы сильнее проявились требования к свежести данных, понятным критериям и методике сравнения</w:t>
       </w:r>
     </w:p>
     <w:p>
@@ -2163,7 +2577,17 @@
         <w:pStyle w:val="BodyText"/>
       </w:pPr>
       <w:r>
-        <w:t xml:space="preserve">К этому моменту в проверку уже входил объединённый корпус, включая 16 фраз из конкурентного этапа. Поэтому решения по ним принимались внутри той же цепочки распределения спроса по страницам, что и по остальному активному ядру.</w:t>
+        <w:rPr>
+          <w:bCs/>
+          <w:b/>
+        </w:rPr>
+        <w:t xml:space="preserve">Что это значит для сайта:</w:t>
+      </w:r>
+      <w:r>
+        <w:t xml:space="preserve"> </w:t>
+      </w:r>
+      <w:r>
+        <w:t xml:space="preserve">Сохраняем текущую роль статьи и обновляем её дату и критерии сравнения</w:t>
       </w:r>
     </w:p>
     <w:p>
@@ -2171,528 +2595,12 @@
         <w:pStyle w:val="BodyText"/>
       </w:pPr>
       <w:r>
-        <w:t xml:space="preserve">Общий вывод по обычной выдаче: существующее распределение основных групп спроса по страницам в большинстве проверенных типов запросов выбрано логично. Точечные улучшения нужны там, где подходящая страница уже существует, но не объясняет важную часть выбора, либо где навигация мешает быстро найти нужный материал.</w:t>
+        <w:t xml:space="preserve">Эти углублённые случаи не изменили общего вывода по сайту: ядро и распределение спроса в целом уже соответствуют выдаче Алисы. Их практическая польза — точнее сформулировать отдельные содержательные доработки и подтвердить устойчивость решений на разных типах запросов.</w:t>
       </w:r>
     </w:p>
     <w:bookmarkEnd w:id="47"/>
-    <w:bookmarkStart w:id="48" w:name="как-сайт-соответствует-выдаче-алисы"/>
-    <w:p>
-      <w:pPr>
-        <w:pStyle w:val="Heading2"/>
-      </w:pPr>
-      <w:r>
-        <w:t xml:space="preserve">Как сайт соответствует выдаче Алисы</w:t>
-      </w:r>
-    </w:p>
-    <w:p>
-      <w:pPr>
-        <w:pStyle w:val="FirstParagraph"/>
-      </w:pPr>
-      <w:r>
-        <w:t xml:space="preserve">Под выдачей Алисы здесь имеются в виду ответы Алисы, которые показываются в поиске Яндекса. Проверка по этой выдаче — одна из основных частей работы по пересборке ядра под современный поиск. Она использовалась, чтобы оценить, соответствует ли распределение спроса по страницам тому, как эти темы раскрываются в выдаче Алисы.</w:t>
-      </w:r>
-    </w:p>
-    <w:p>
-      <w:pPr>
-        <w:pStyle w:val="BodyText"/>
-      </w:pPr>
-      <w:r>
-        <w:t xml:space="preserve">Главный результат проверки: существующее распределение основных групп спроса по страницам в целом соответствует выдаче Алисы. По исследованным типам запросов не выявлено системного расхождения, которое требовало бы заново перестраивать ядро или структуру сайта. Там, где изменения действительно нужны, они в основном связаны с тем, насколько полно существующая страница объясняет выбор и отвечает на вопросы пользователя.</w:t>
-      </w:r>
-    </w:p>
-    <w:p>
-      <w:pPr>
-        <w:pStyle w:val="BodyText"/>
-      </w:pPr>
-      <w:r>
-        <w:t xml:space="preserve">После общего вывода о соответствии сайта выдаче Алисы были выделены 25 тем, где более глубокий разбор мог дать полезное уточнение по содержанию. Из этих 25 тем 8 разобрали углублённо: шесть разных случаев, где можно было уточнить решение по странице, и два контрольных запроса. Остальные темы повторяли уже охваченные типы решений и не требовали ещё одной одинаковой проверки.</w:t>
-      </w:r>
-    </w:p>
-    <w:p>
-      <w:pPr>
-        <w:pStyle w:val="BodyText"/>
-      </w:pPr>
-      <w:r>
-        <w:t xml:space="preserve">Восемь карточек ниже показывают углублённо зафиксированные случаи разных типов. На них уточнялись конкретные решения по страницам после общего вывода о соответствии сайта выдаче Алисы.</w:t>
-      </w:r>
-    </w:p>
-    <w:tbl>
-      <w:tblPr>
-        <w:tblStyle w:val="Table"/>
-        <w:tblW w:type="auto" w:w="0"/>
-        <w:tblLook w:firstRow="1" w:lastRow="0" w:firstColumn="0" w:lastColumn="0" w:noHBand="0" w:noVBand="0" w:val="0020"/>
-        <w:jc w:val="start"/>
-      </w:tblPr>
-      <w:tblGrid>
-        <w:gridCol w:w="1980"/>
-        <w:gridCol w:w="1980"/>
-        <w:gridCol w:w="1980"/>
-        <w:gridCol w:w="1980"/>
-      </w:tblGrid>
-      <w:tr>
-        <w:trPr>
-          <w:tblHeader w:val="true"/>
-        </w:trPr>
-        <w:tc>
-          <w:tcPr/>
-          <w:p>
-            <w:pPr>
-              <w:pStyle w:val="Compact"/>
-              <w:jc w:val="left"/>
-            </w:pPr>
-            <w:r>
-              <w:t xml:space="preserve">Запрос</w:t>
-            </w:r>
-          </w:p>
-        </w:tc>
-        <w:tc>
-          <w:tcPr/>
-          <w:p>
-            <w:pPr>
-              <w:pStyle w:val="Compact"/>
-              <w:jc w:val="left"/>
-            </w:pPr>
-            <w:r>
-              <w:t xml:space="preserve">Почему выбрали</w:t>
-            </w:r>
-          </w:p>
-        </w:tc>
-        <w:tc>
-          <w:tcPr/>
-          <w:p>
-            <w:pPr>
-              <w:pStyle w:val="Compact"/>
-              <w:jc w:val="left"/>
-            </w:pPr>
-            <w:r>
-              <w:t xml:space="preserve">Что показала проверка выдачи Алисы</w:t>
-            </w:r>
-          </w:p>
-        </w:tc>
-        <w:tc>
-          <w:tcPr/>
-          <w:p>
-            <w:pPr>
-              <w:pStyle w:val="Compact"/>
-              <w:jc w:val="left"/>
-            </w:pPr>
-            <w:r>
-              <w:t xml:space="preserve">Что это значит для сайта</w:t>
-            </w:r>
-          </w:p>
-        </w:tc>
-      </w:tr>
-      <w:tr>
-        <w:tc>
-          <w:tcPr/>
-          <w:p>
-            <w:pPr>
-              <w:pStyle w:val="Compact"/>
-              <w:jc w:val="left"/>
-            </w:pPr>
-            <w:r>
-              <w:t xml:space="preserve">панорамные алюминиевые окна</w:t>
-            </w:r>
-          </w:p>
-        </w:tc>
-        <w:tc>
-          <w:tcPr/>
-          <w:p>
-            <w:pPr>
-              <w:pStyle w:val="Compact"/>
-              <w:jc w:val="left"/>
-            </w:pPr>
-            <w:r>
-              <w:t xml:space="preserve">Проверить, останется ли основной темой выбор алюминиевых окон или запрос уйдёт в общее панорамное остекление</w:t>
-            </w:r>
-          </w:p>
-        </w:tc>
-        <w:tc>
-          <w:tcPr/>
-          <w:p>
-            <w:pPr>
-              <w:pStyle w:val="Compact"/>
-              <w:jc w:val="left"/>
-            </w:pPr>
-            <w:r>
-              <w:t xml:space="preserve">В выдаче Алисы сохранился алюминиевый сценарий, но подробнее раскрывались особенности панорамного решения</w:t>
-            </w:r>
-          </w:p>
-        </w:tc>
-        <w:tc>
-          <w:tcPr/>
-          <w:p>
-            <w:pPr>
-              <w:pStyle w:val="Compact"/>
-              <w:jc w:val="left"/>
-            </w:pPr>
-            <w:r>
-              <w:t xml:space="preserve">Сохраняем раздел алюминиевых окон основной страницей и добавляем на нём панорамный блок</w:t>
-            </w:r>
-          </w:p>
-        </w:tc>
-      </w:tr>
-      <w:tr>
-        <w:tc>
-          <w:tcPr/>
-          <w:p>
-            <w:pPr>
-              <w:pStyle w:val="Compact"/>
-              <w:jc w:val="left"/>
-            </w:pPr>
-            <w:r>
-              <w:t xml:space="preserve">алюминиевые окна для веранды</w:t>
-            </w:r>
-          </w:p>
-        </w:tc>
-        <w:tc>
-          <w:tcPr/>
-          <w:p>
-            <w:pPr>
-              <w:pStyle w:val="Compact"/>
-              <w:jc w:val="left"/>
-            </w:pPr>
-            <w:r>
-              <w:t xml:space="preserve">Проверить, что важнее для распределения спроса: сама веранда или материал окна</w:t>
-            </w:r>
-          </w:p>
-        </w:tc>
-        <w:tc>
-          <w:tcPr/>
-          <w:p>
-            <w:pPr>
-              <w:pStyle w:val="Compact"/>
-              <w:jc w:val="left"/>
-            </w:pPr>
-            <w:r>
-              <w:t xml:space="preserve">В выдаче Алисы сохранился сценарий веранды, а алюминий выступал уточнением выбора</w:t>
-            </w:r>
-          </w:p>
-        </w:tc>
-        <w:tc>
-          <w:tcPr/>
-          <w:p>
-            <w:pPr>
-              <w:pStyle w:val="Compact"/>
-              <w:jc w:val="left"/>
-            </w:pPr>
-            <w:r>
-              <w:t xml:space="preserve">Сохраняем две существующие страницы с разными ролями: веранда отвечает за выбор решения для объекта, алюминиевые окна — за выбор материала и системы</w:t>
-            </w:r>
-          </w:p>
-        </w:tc>
-      </w:tr>
-      <w:tr>
-        <w:tc>
-          <w:tcPr/>
-          <w:p>
-            <w:pPr>
-              <w:pStyle w:val="Compact"/>
-              <w:jc w:val="left"/>
-            </w:pPr>
-            <w:r>
-              <w:t xml:space="preserve">панорамное остекление балкона</w:t>
-            </w:r>
-          </w:p>
-        </w:tc>
-        <w:tc>
-          <w:tcPr/>
-          <w:p>
-            <w:pPr>
-              <w:pStyle w:val="Compact"/>
-              <w:jc w:val="left"/>
-            </w:pPr>
-            <w:r>
-              <w:t xml:space="preserve">Контрольный запрос: обычная выдача уже явно указывала на специализированную балконную страницу</w:t>
-            </w:r>
-          </w:p>
-        </w:tc>
-        <w:tc>
-          <w:tcPr/>
-          <w:p>
-            <w:pPr>
-              <w:pStyle w:val="Compact"/>
-              <w:jc w:val="left"/>
-            </w:pPr>
-            <w:r>
-              <w:t xml:space="preserve">В выдаче Алисы также сохранился балконный сценарий</w:t>
-            </w:r>
-          </w:p>
-        </w:tc>
-        <w:tc>
-          <w:tcPr/>
-          <w:p>
-            <w:pPr>
-              <w:pStyle w:val="Compact"/>
-              <w:jc w:val="left"/>
-            </w:pPr>
-            <w:r>
-              <w:t xml:space="preserve">Специализированная страница панорамного остекления балкона остаётся основной</w:t>
-            </w:r>
-          </w:p>
-        </w:tc>
-      </w:tr>
-      <w:tr>
-        <w:tc>
-          <w:tcPr/>
-          <w:p>
-            <w:pPr>
-              <w:pStyle w:val="Compact"/>
-              <w:jc w:val="left"/>
-            </w:pPr>
-            <w:r>
-              <w:t xml:space="preserve">установка подоконника на пластиковые окна</w:t>
-            </w:r>
-          </w:p>
-        </w:tc>
-        <w:tc>
-          <w:tcPr/>
-          <w:p>
-            <w:pPr>
-              <w:pStyle w:val="Compact"/>
-              <w:jc w:val="left"/>
-            </w:pPr>
-            <w:r>
-              <w:t xml:space="preserve">Проверить смешанный смысл: изделие, услуга или инструкция</w:t>
-            </w:r>
-          </w:p>
-        </w:tc>
-        <w:tc>
-          <w:tcPr/>
-          <w:p>
-            <w:pPr>
-              <w:pStyle w:val="Compact"/>
-              <w:jc w:val="left"/>
-            </w:pPr>
-            <w:r>
-              <w:t xml:space="preserve">В выдаче Алисы подробно раскрывался процесс установки, но сохранялась и профессиональная услуга</w:t>
-            </w:r>
-          </w:p>
-        </w:tc>
-        <w:tc>
-          <w:tcPr/>
-          <w:p>
-            <w:pPr>
-              <w:pStyle w:val="Compact"/>
-              <w:jc w:val="left"/>
-            </w:pPr>
-            <w:r>
-              <w:t xml:space="preserve">Сохраняем отдельные роли товарной информации о подоконнике и монтажной услуги и связываем эти сценарии между собой</w:t>
-            </w:r>
-          </w:p>
-        </w:tc>
-      </w:tr>
-      <w:tr>
-        <w:tc>
-          <w:tcPr/>
-          <w:p>
-            <w:pPr>
-              <w:pStyle w:val="Compact"/>
-              <w:jc w:val="left"/>
-            </w:pPr>
-            <w:r>
-              <w:t xml:space="preserve">французские панорамные окна</w:t>
-            </w:r>
-          </w:p>
-        </w:tc>
-        <w:tc>
-          <w:tcPr/>
-          <w:p>
-            <w:pPr>
-              <w:pStyle w:val="Compact"/>
-              <w:jc w:val="left"/>
-            </w:pPr>
-            <w:r>
-              <w:t xml:space="preserve">Проверить, сохраняется ли отдельная тема французских окон</w:t>
-            </w:r>
-          </w:p>
-        </w:tc>
-        <w:tc>
-          <w:tcPr/>
-          <w:p>
-            <w:pPr>
-              <w:pStyle w:val="Compact"/>
-              <w:jc w:val="left"/>
-            </w:pPr>
-            <w:r>
-              <w:t xml:space="preserve">Французское окно сохранилось как отдельное понятие</w:t>
-            </w:r>
-          </w:p>
-        </w:tc>
-        <w:tc>
-          <w:tcPr/>
-          <w:p>
-            <w:pPr>
-              <w:pStyle w:val="Compact"/>
-              <w:jc w:val="left"/>
-            </w:pPr>
-            <w:r>
-              <w:t xml:space="preserve">Сохраняем отдельную страницу французских окон и яснее объясняем отличие от общего панорамного остекления</w:t>
-            </w:r>
-          </w:p>
-        </w:tc>
-      </w:tr>
-      <w:tr>
-        <w:tc>
-          <w:tcPr/>
-          <w:p>
-            <w:pPr>
-              <w:pStyle w:val="Compact"/>
-              <w:jc w:val="left"/>
-            </w:pPr>
-            <w:r>
-              <w:t xml:space="preserve">замена окна на пластиковое цена москва</w:t>
-            </w:r>
-          </w:p>
-        </w:tc>
-        <w:tc>
-          <w:tcPr/>
-          <w:p>
-            <w:pPr>
-              <w:pStyle w:val="Compact"/>
-              <w:jc w:val="left"/>
-            </w:pPr>
-            <w:r>
-              <w:t xml:space="preserve">Контрольный запрос: обычная выдача уже давала ясный коммерческий сценарий замены</w:t>
-            </w:r>
-          </w:p>
-        </w:tc>
-        <w:tc>
-          <w:tcPr/>
-          <w:p>
-            <w:pPr>
-              <w:pStyle w:val="Compact"/>
-              <w:jc w:val="left"/>
-            </w:pPr>
-            <w:r>
-              <w:t xml:space="preserve">В выдаче Алисы сохранилась тема замены и цены</w:t>
-            </w:r>
-          </w:p>
-        </w:tc>
-        <w:tc>
-          <w:tcPr/>
-          <w:p>
-            <w:pPr>
-              <w:pStyle w:val="Compact"/>
-              <w:jc w:val="left"/>
-            </w:pPr>
-            <w:r>
-              <w:t xml:space="preserve">Специализированная страница замены остаётся основной для этого спроса</w:t>
-            </w:r>
-          </w:p>
-        </w:tc>
-      </w:tr>
-      <w:tr>
-        <w:tc>
-          <w:tcPr/>
-          <w:p>
-            <w:pPr>
-              <w:pStyle w:val="Compact"/>
-              <w:jc w:val="left"/>
-            </w:pPr>
-            <w:r>
-              <w:t xml:space="preserve">как открыть пластиковое окно</w:t>
-            </w:r>
-          </w:p>
-        </w:tc>
-        <w:tc>
-          <w:tcPr/>
-          <w:p>
-            <w:pPr>
-              <w:pStyle w:val="Compact"/>
-              <w:jc w:val="left"/>
-            </w:pPr>
-            <w:r>
-              <w:t xml:space="preserve">Проверить неоднозначную формулировку</w:t>
-            </w:r>
-          </w:p>
-        </w:tc>
-        <w:tc>
-          <w:tcPr/>
-          <w:p>
-            <w:pPr>
-              <w:pStyle w:val="Compact"/>
-              <w:jc w:val="left"/>
-            </w:pPr>
-            <w:r>
-              <w:t xml:space="preserve">В выдаче Алисы, как и в обычной, смешались эксплуатационная проблема и аварийное открывание</w:t>
-            </w:r>
-          </w:p>
-        </w:tc>
-        <w:tc>
-          <w:tcPr/>
-          <w:p>
-            <w:pPr>
-              <w:pStyle w:val="Compact"/>
-              <w:jc w:val="left"/>
-            </w:pPr>
-            <w:r>
-              <w:t xml:space="preserve">Сохраняем узкую роль существующей инструкции; разные проблемы открывания описываем как разные ситуации, а не как одну универсальную причину</w:t>
-            </w:r>
-          </w:p>
-        </w:tc>
-      </w:tr>
-      <w:tr>
-        <w:tc>
-          <w:tcPr/>
-          <w:p>
-            <w:pPr>
-              <w:pStyle w:val="Compact"/>
-              <w:jc w:val="left"/>
-            </w:pPr>
-            <w:r>
-              <w:t xml:space="preserve">лучшие пластиковые окна</w:t>
-            </w:r>
-          </w:p>
-        </w:tc>
-        <w:tc>
-          <w:tcPr/>
-          <w:p>
-            <w:pPr>
-              <w:pStyle w:val="Compact"/>
-              <w:jc w:val="left"/>
-            </w:pPr>
-            <w:r>
-              <w:t xml:space="preserve">Проверить, что преобладает: рейтинг, руководство по выбору или сравнение профилей</w:t>
-            </w:r>
-          </w:p>
-        </w:tc>
-        <w:tc>
-          <w:tcPr/>
-          <w:p>
-            <w:pPr>
-              <w:pStyle w:val="Compact"/>
-              <w:jc w:val="left"/>
-            </w:pPr>
-            <w:r>
-              <w:t xml:space="preserve">В выдаче Алисы сильнее проявились требования к свежести данных, понятным критериям и методике сравнения</w:t>
-            </w:r>
-          </w:p>
-        </w:tc>
-        <w:tc>
-          <w:tcPr/>
-          <w:p>
-            <w:pPr>
-              <w:pStyle w:val="Compact"/>
-              <w:jc w:val="left"/>
-            </w:pPr>
-            <w:r>
-              <w:t xml:space="preserve">Сохраняем текущую роль статьи и обновляем её дату и критерии сравнения</w:t>
-            </w:r>
-          </w:p>
-        </w:tc>
-      </w:tr>
-    </w:tbl>
-    <w:p>
-      <w:pPr>
-        <w:pStyle w:val="BodyText"/>
-      </w:pPr>
-      <w:r>
-        <w:t xml:space="preserve">Эти углублённые случаи не изменили общего вывода по сайту: ядро и распределение спроса в целом уже соответствуют выдаче Алисы. Их практическая польза — точнее сформулировать отдельные содержательные доработки и подтвердить устойчивость решений на разных типах запросов.</w:t>
-      </w:r>
-    </w:p>
     <w:bookmarkEnd w:id="48"/>
-    <w:bookmarkStart w:id="62" w:name="Xedcb373f9fe9894989de77af9e7ce8676022d7b"/>
+    <w:bookmarkStart w:id="57" w:name="Xedcb373f9fe9894989de77af9e7ce8676022d7b"/>
     <w:p>
       <w:pPr>
         <w:pStyle w:val="Heading2"/>
@@ -2727,420 +2635,337 @@
         <w:t xml:space="preserve">Для проверки использовались девять сайтов, страницы которых реально встречались в сохранённой обычной выдаче Яндекса по исследуемым запросам.</w:t>
       </w:r>
     </w:p>
-    <w:tbl>
-      <w:tblPr>
-        <w:tblStyle w:val="Table"/>
-        <w:tblW w:type="auto" w:w="0"/>
-        <w:tblLook w:firstRow="1" w:lastRow="0" w:firstColumn="0" w:lastColumn="0" w:noHBand="0" w:noVBand="0" w:val="0020"/>
-        <w:jc w:val="start"/>
-      </w:tblPr>
-      <w:tblGrid>
-        <w:gridCol w:w="3960"/>
-        <w:gridCol w:w="3960"/>
-      </w:tblGrid>
-      <w:tr>
-        <w:trPr>
-          <w:tblHeader w:val="true"/>
-        </w:trPr>
-        <w:tc>
-          <w:tcPr/>
-          <w:p>
-            <w:pPr>
-              <w:pStyle w:val="Compact"/>
-              <w:jc w:val="left"/>
-            </w:pPr>
-            <w:r>
-              <w:t xml:space="preserve">Конкурент</w:t>
-            </w:r>
-          </w:p>
-        </w:tc>
-        <w:tc>
-          <w:tcPr/>
-          <w:p>
-            <w:pPr>
-              <w:pStyle w:val="Compact"/>
-              <w:jc w:val="right"/>
-            </w:pPr>
-            <w:r>
-              <w:t xml:space="preserve">Проверено страниц</w:t>
-            </w:r>
-          </w:p>
-        </w:tc>
-      </w:tr>
-      <w:tr>
-        <w:tc>
-          <w:tcPr/>
-          <w:p>
-            <w:pPr>
-              <w:pStyle w:val="Compact"/>
-              <w:jc w:val="left"/>
-            </w:pPr>
-            <w:r>
-              <w:t xml:space="preserve">mosokna.ru</w:t>
-            </w:r>
-          </w:p>
-        </w:tc>
-        <w:tc>
-          <w:tcPr/>
-          <w:p>
-            <w:pPr>
-              <w:pStyle w:val="Compact"/>
-              <w:jc w:val="right"/>
-            </w:pPr>
-            <w:r>
-              <w:t xml:space="preserve">5</w:t>
-            </w:r>
-          </w:p>
-        </w:tc>
-      </w:tr>
-      <w:tr>
-        <w:tc>
-          <w:tcPr/>
-          <w:p>
-            <w:pPr>
-              <w:pStyle w:val="Compact"/>
-              <w:jc w:val="left"/>
-            </w:pPr>
-            <w:r>
-              <w:t xml:space="preserve">i-okna.ru</w:t>
-            </w:r>
-          </w:p>
-        </w:tc>
-        <w:tc>
-          <w:tcPr/>
-          <w:p>
-            <w:pPr>
-              <w:pStyle w:val="Compact"/>
-              <w:jc w:val="right"/>
-            </w:pPr>
-            <w:r>
-              <w:t xml:space="preserve">5</w:t>
-            </w:r>
-          </w:p>
-        </w:tc>
-      </w:tr>
-      <w:tr>
-        <w:tc>
-          <w:tcPr/>
-          <w:p>
-            <w:pPr>
-              <w:pStyle w:val="Compact"/>
-              <w:jc w:val="left"/>
-            </w:pPr>
-            <w:r>
-              <w:t xml:space="preserve">msk.okna-servise.com</w:t>
-            </w:r>
-          </w:p>
-        </w:tc>
-        <w:tc>
-          <w:tcPr/>
-          <w:p>
-            <w:pPr>
-              <w:pStyle w:val="Compact"/>
-              <w:jc w:val="right"/>
-            </w:pPr>
-            <w:r>
-              <w:t xml:space="preserve">5</w:t>
-            </w:r>
-          </w:p>
-        </w:tc>
-      </w:tr>
-      <w:tr>
-        <w:tc>
-          <w:tcPr/>
-          <w:p>
-            <w:pPr>
-              <w:pStyle w:val="Compact"/>
-              <w:jc w:val="left"/>
-            </w:pPr>
-            <w:r>
-              <w:t xml:space="preserve">okna-moskva.ru</w:t>
-            </w:r>
-          </w:p>
-        </w:tc>
-        <w:tc>
-          <w:tcPr/>
-          <w:p>
-            <w:pPr>
-              <w:pStyle w:val="Compact"/>
-              <w:jc w:val="right"/>
-            </w:pPr>
-            <w:r>
-              <w:t xml:space="preserve">5</w:t>
-            </w:r>
-          </w:p>
-        </w:tc>
-      </w:tr>
-      <w:tr>
-        <w:tc>
-          <w:tcPr/>
-          <w:p>
-            <w:pPr>
-              <w:pStyle w:val="Compact"/>
-              <w:jc w:val="left"/>
-            </w:pPr>
-            <w:r>
-              <w:t xml:space="preserve">oknafactoria.ru</w:t>
-            </w:r>
-          </w:p>
-        </w:tc>
-        <w:tc>
-          <w:tcPr/>
-          <w:p>
-            <w:pPr>
-              <w:pStyle w:val="Compact"/>
-              <w:jc w:val="right"/>
-            </w:pPr>
-            <w:r>
-              <w:t xml:space="preserve">5</w:t>
-            </w:r>
-          </w:p>
-        </w:tc>
-      </w:tr>
-      <w:tr>
-        <w:tc>
-          <w:tcPr/>
-          <w:p>
-            <w:pPr>
-              <w:pStyle w:val="Compact"/>
-              <w:jc w:val="left"/>
-            </w:pPr>
-            <w:r>
-              <w:t xml:space="preserve">okna-germany.ru</w:t>
-            </w:r>
-          </w:p>
-        </w:tc>
-        <w:tc>
-          <w:tcPr/>
-          <w:p>
-            <w:pPr>
-              <w:pStyle w:val="Compact"/>
-              <w:jc w:val="right"/>
-            </w:pPr>
-            <w:r>
-              <w:t xml:space="preserve">5</w:t>
-            </w:r>
-          </w:p>
-        </w:tc>
-      </w:tr>
-      <w:tr>
-        <w:tc>
-          <w:tcPr/>
-          <w:p>
-            <w:pPr>
-              <w:pStyle w:val="Compact"/>
-              <w:jc w:val="left"/>
-            </w:pPr>
-            <w:r>
-              <w:t xml:space="preserve">fabrikaokon.ru</w:t>
-            </w:r>
-          </w:p>
-        </w:tc>
-        <w:tc>
-          <w:tcPr/>
-          <w:p>
-            <w:pPr>
-              <w:pStyle w:val="Compact"/>
-              <w:jc w:val="right"/>
-            </w:pPr>
-            <w:r>
-              <w:t xml:space="preserve">5</w:t>
-            </w:r>
-          </w:p>
-        </w:tc>
-      </w:tr>
-      <w:tr>
-        <w:tc>
-          <w:tcPr/>
-          <w:p>
-            <w:pPr>
-              <w:pStyle w:val="Compact"/>
-              <w:jc w:val="left"/>
-            </w:pPr>
-            <w:r>
-              <w:t xml:space="preserve">aluminarium.ru</w:t>
-            </w:r>
-          </w:p>
-        </w:tc>
-        <w:tc>
-          <w:tcPr/>
-          <w:p>
-            <w:pPr>
-              <w:pStyle w:val="Compact"/>
-              <w:jc w:val="right"/>
-            </w:pPr>
-            <w:r>
-              <w:t xml:space="preserve">4</w:t>
-            </w:r>
-          </w:p>
-        </w:tc>
-      </w:tr>
-      <w:tr>
-        <w:tc>
-          <w:tcPr/>
-          <w:p>
-            <w:pPr>
-              <w:pStyle w:val="Compact"/>
-              <w:jc w:val="left"/>
-            </w:pPr>
-            <w:r>
-              <w:t xml:space="preserve">elit-balkon.ru</w:t>
-            </w:r>
-          </w:p>
-        </w:tc>
-        <w:tc>
-          <w:tcPr/>
-          <w:p>
-            <w:pPr>
-              <w:pStyle w:val="Compact"/>
-              <w:jc w:val="right"/>
-            </w:pPr>
-            <w:r>
-              <w:t xml:space="preserve">5</w:t>
-            </w:r>
-          </w:p>
-        </w:tc>
-      </w:tr>
-      <w:tr>
-        <w:tc>
-          <w:tcPr/>
-          <w:p>
-            <w:pPr>
-              <w:pStyle w:val="Compact"/>
-              <w:jc w:val="left"/>
-            </w:pPr>
-            <w:r>
-              <w:rPr>
-                <w:bCs/>
-                <w:b/>
-              </w:rPr>
-              <w:t xml:space="preserve">Итого</w:t>
-            </w:r>
-          </w:p>
-        </w:tc>
-        <w:tc>
-          <w:tcPr/>
-          <w:p>
-            <w:pPr>
-              <w:pStyle w:val="Compact"/>
-              <w:jc w:val="right"/>
-            </w:pPr>
-            <w:r>
-              <w:rPr>
-                <w:bCs/>
-                <w:b/>
-              </w:rPr>
-              <w:t xml:space="preserve">44</w:t>
-            </w:r>
-          </w:p>
-        </w:tc>
-      </w:tr>
-    </w:tbl>
-    <w:p>
-      <w:pPr>
-        <w:pStyle w:val="BodyText"/>
-      </w:pPr>
-      <w:r>
-        <w:t xml:space="preserve">На 44 страницах зафиксировали 92 тематических упоминания и свели их в 43 направления, чтобы одинаковые или близкие темы не считать несколько раз. Каждое направление сопоставили с уже приобретённым спросом и границами бизнеса.</w:t>
-      </w:r>
-    </w:p>
-    <w:p>
-      <w:pPr>
-        <w:pStyle w:val="BodyText"/>
-      </w:pPr>
-      <w:r>
-        <w:t xml:space="preserve">Результат отбора:</w:t>
-      </w:r>
-    </w:p>
     <w:p>
       <w:pPr>
         <w:numPr>
           <w:ilvl w:val="0"/>
-          <w:numId w:val="1004"/>
+          <w:numId w:val="1005"/>
         </w:numPr>
         <w:pStyle w:val="Compact"/>
       </w:pPr>
       <w:r>
-        <w:t xml:space="preserve">22 направления уже были покрыты собранным спросом и не требовали расширения;</w:t>
+        <w:rPr>
+          <w:bCs/>
+          <w:b/>
+        </w:rPr>
+        <w:t xml:space="preserve">mosokna.ru:</w:t>
+      </w:r>
+      <w:r>
+        <w:t xml:space="preserve"> </w:t>
+      </w:r>
+      <w:r>
+        <w:t xml:space="preserve">5 страниц</w:t>
       </w:r>
     </w:p>
     <w:p>
       <w:pPr>
         <w:numPr>
           <w:ilvl w:val="0"/>
-          <w:numId w:val="1004"/>
+          <w:numId w:val="1005"/>
         </w:numPr>
         <w:pStyle w:val="Compact"/>
       </w:pPr>
       <w:r>
-        <w:t xml:space="preserve">3 направления выходили за подтверждённые границы бизнеса;</w:t>
+        <w:rPr>
+          <w:bCs/>
+          <w:b/>
+        </w:rPr>
+        <w:t xml:space="preserve">i-okna.ru:</w:t>
+      </w:r>
+      <w:r>
+        <w:t xml:space="preserve"> </w:t>
+      </w:r>
+      <w:r>
+        <w:t xml:space="preserve">5 страниц</w:t>
       </w:r>
     </w:p>
     <w:p>
       <w:pPr>
         <w:numPr>
           <w:ilvl w:val="0"/>
-          <w:numId w:val="1004"/>
+          <w:numId w:val="1005"/>
         </w:numPr>
         <w:pStyle w:val="Compact"/>
       </w:pPr>
       <w:r>
-        <w:t xml:space="preserve">по 4 направлениям не было достаточных оснований продолжать расширение;</w:t>
+        <w:rPr>
+          <w:bCs/>
+          <w:b/>
+        </w:rPr>
+        <w:t xml:space="preserve">msk.okna-servise.com:</w:t>
+      </w:r>
+      <w:r>
+        <w:t xml:space="preserve"> </w:t>
+      </w:r>
+      <w:r>
+        <w:t xml:space="preserve">5 страниц</w:t>
       </w:r>
     </w:p>
     <w:p>
       <w:pPr>
         <w:numPr>
           <w:ilvl w:val="0"/>
-          <w:numId w:val="1004"/>
+          <w:numId w:val="1005"/>
         </w:numPr>
         <w:pStyle w:val="Compact"/>
       </w:pPr>
       <w:r>
-        <w:t xml:space="preserve">для 14 направлений выполнили отдельные проверки Wordstat;</w:t>
+        <w:rPr>
+          <w:bCs/>
+          <w:b/>
+        </w:rPr>
+        <w:t xml:space="preserve">okna-moskva.ru:</w:t>
+      </w:r>
+      <w:r>
+        <w:t xml:space="preserve"> </w:t>
+      </w:r>
+      <w:r>
+        <w:t xml:space="preserve">5 страниц</w:t>
       </w:r>
     </w:p>
     <w:p>
       <w:pPr>
         <w:numPr>
           <w:ilvl w:val="0"/>
-          <w:numId w:val="1004"/>
+          <w:numId w:val="1005"/>
         </w:numPr>
         <w:pStyle w:val="Compact"/>
       </w:pPr>
       <w:r>
-        <w:t xml:space="preserve">Wordstat вернул 160 строк запросов и связанных формулировок;</w:t>
+        <w:rPr>
+          <w:bCs/>
+          <w:b/>
+        </w:rPr>
+        <w:t xml:space="preserve">oknafactoria.ru:</w:t>
+      </w:r>
+      <w:r>
+        <w:t xml:space="preserve"> </w:t>
+      </w:r>
+      <w:r>
+        <w:t xml:space="preserve">5 страниц</w:t>
       </w:r>
     </w:p>
     <w:p>
       <w:pPr>
         <w:numPr>
           <w:ilvl w:val="0"/>
-          <w:numId w:val="1004"/>
+          <w:numId w:val="1005"/>
         </w:numPr>
         <w:pStyle w:val="Compact"/>
       </w:pPr>
       <w:r>
-        <w:t xml:space="preserve">после очистки осталось 20 потенциально новых формулировок, объединённых в девять направлений для проверки текущей выдачей Яндекса;</w:t>
+        <w:rPr>
+          <w:bCs/>
+          <w:b/>
+        </w:rPr>
+        <w:t xml:space="preserve">okna-germany.ru:</w:t>
+      </w:r>
+      <w:r>
+        <w:t xml:space="preserve"> </w:t>
+      </w:r>
+      <w:r>
+        <w:t xml:space="preserve">5 страниц</w:t>
       </w:r>
     </w:p>
     <w:p>
       <w:pPr>
         <w:numPr>
           <w:ilvl w:val="0"/>
-          <w:numId w:val="1004"/>
+          <w:numId w:val="1005"/>
         </w:numPr>
         <w:pStyle w:val="Compact"/>
       </w:pPr>
       <w:r>
-        <w:t xml:space="preserve">по всем девяти направлениям выполнили запросы к текущей выдаче: по семи сохранены TOP10, по двум результат запроса остался неопределённым;</w:t>
+        <w:rPr>
+          <w:bCs/>
+          <w:b/>
+        </w:rPr>
+        <w:t xml:space="preserve">fabrikaokon.ru:</w:t>
+      </w:r>
+      <w:r>
+        <w:t xml:space="preserve"> </w:t>
+      </w:r>
+      <w:r>
+        <w:t xml:space="preserve">5 страниц</w:t>
       </w:r>
     </w:p>
     <w:p>
       <w:pPr>
         <w:numPr>
           <w:ilvl w:val="0"/>
-          <w:numId w:val="1004"/>
+          <w:numId w:val="1005"/>
+        </w:numPr>
+        <w:pStyle w:val="Compact"/>
+      </w:pPr>
+      <w:r>
+        <w:rPr>
+          <w:bCs/>
+          <w:b/>
+        </w:rPr>
+        <w:t xml:space="preserve">aluminarium.ru:</w:t>
+      </w:r>
+      <w:r>
+        <w:t xml:space="preserve"> </w:t>
+      </w:r>
+      <w:r>
+        <w:t xml:space="preserve">4 страниц</w:t>
+      </w:r>
+    </w:p>
+    <w:p>
+      <w:pPr>
+        <w:numPr>
+          <w:ilvl w:val="0"/>
+          <w:numId w:val="1005"/>
+        </w:numPr>
+        <w:pStyle w:val="Compact"/>
+      </w:pPr>
+      <w:r>
+        <w:rPr>
+          <w:bCs/>
+          <w:b/>
+        </w:rPr>
+        <w:t xml:space="preserve">elit-balkon.ru:</w:t>
+      </w:r>
+      <w:r>
+        <w:t xml:space="preserve"> </w:t>
+      </w:r>
+      <w:r>
+        <w:t xml:space="preserve">5 страниц</w:t>
+      </w:r>
+    </w:p>
+    <w:p>
+      <w:pPr>
+        <w:pStyle w:val="FirstParagraph"/>
+      </w:pPr>
+      <w:r>
+        <w:rPr>
+          <w:bCs/>
+          <w:b/>
+        </w:rPr>
+        <w:t xml:space="preserve">Итого проверено:</w:t>
+      </w:r>
+      <w:r>
+        <w:t xml:space="preserve"> </w:t>
+      </w:r>
+      <w:r>
+        <w:rPr>
+          <w:bCs/>
+          <w:b/>
+        </w:rPr>
+        <w:t xml:space="preserve">44</w:t>
+      </w:r>
+      <w:r>
+        <w:t xml:space="preserve"> </w:t>
+      </w:r>
+      <w:r>
+        <w:t xml:space="preserve">страницы.</w:t>
+      </w:r>
+    </w:p>
+    <w:p>
+      <w:pPr>
+        <w:pStyle w:val="BodyText"/>
+      </w:pPr>
+      <w:r>
+        <w:t xml:space="preserve">На 44 страницах зафиксировали 92 тематических упоминания и свели их в 43 направления, чтобы одинаковые или близкие темы не считать несколько раз. Каждое направление сопоставили с уже приобретённым спросом и границами бизнеса.</w:t>
+      </w:r>
+    </w:p>
+    <w:p>
+      <w:pPr>
+        <w:pStyle w:val="BodyText"/>
+      </w:pPr>
+      <w:r>
+        <w:t xml:space="preserve">Результат отбора:</w:t>
+      </w:r>
+    </w:p>
+    <w:p>
+      <w:pPr>
+        <w:numPr>
+          <w:ilvl w:val="0"/>
+          <w:numId w:val="1006"/>
+        </w:numPr>
+        <w:pStyle w:val="Compact"/>
+      </w:pPr>
+      <w:r>
+        <w:t xml:space="preserve">22 направления уже были покрыты собранным спросом и не требовали расширения;</w:t>
+      </w:r>
+    </w:p>
+    <w:p>
+      <w:pPr>
+        <w:numPr>
+          <w:ilvl w:val="0"/>
+          <w:numId w:val="1006"/>
+        </w:numPr>
+        <w:pStyle w:val="Compact"/>
+      </w:pPr>
+      <w:r>
+        <w:t xml:space="preserve">3 направления выходили за подтверждённые границы бизнеса;</w:t>
+      </w:r>
+    </w:p>
+    <w:p>
+      <w:pPr>
+        <w:numPr>
+          <w:ilvl w:val="0"/>
+          <w:numId w:val="1006"/>
+        </w:numPr>
+        <w:pStyle w:val="Compact"/>
+      </w:pPr>
+      <w:r>
+        <w:t xml:space="preserve">по 4 направлениям не было достаточных оснований продолжать расширение;</w:t>
+      </w:r>
+    </w:p>
+    <w:p>
+      <w:pPr>
+        <w:numPr>
+          <w:ilvl w:val="0"/>
+          <w:numId w:val="1006"/>
+        </w:numPr>
+        <w:pStyle w:val="Compact"/>
+      </w:pPr>
+      <w:r>
+        <w:t xml:space="preserve">для 14 направлений выполнили отдельные проверки Wordstat;</w:t>
+      </w:r>
+    </w:p>
+    <w:p>
+      <w:pPr>
+        <w:numPr>
+          <w:ilvl w:val="0"/>
+          <w:numId w:val="1006"/>
+        </w:numPr>
+        <w:pStyle w:val="Compact"/>
+      </w:pPr>
+      <w:r>
+        <w:t xml:space="preserve">Wordstat вернул 160 строк запросов и связанных формулировок;</w:t>
+      </w:r>
+    </w:p>
+    <w:p>
+      <w:pPr>
+        <w:numPr>
+          <w:ilvl w:val="0"/>
+          <w:numId w:val="1006"/>
+        </w:numPr>
+        <w:pStyle w:val="Compact"/>
+      </w:pPr>
+      <w:r>
+        <w:t xml:space="preserve">после очистки осталось 20 потенциально новых формулировок, объединённых в девять направлений для проверки текущей выдачей Яндекса;</w:t>
+      </w:r>
+    </w:p>
+    <w:p>
+      <w:pPr>
+        <w:numPr>
+          <w:ilvl w:val="0"/>
+          <w:numId w:val="1006"/>
+        </w:numPr>
+        <w:pStyle w:val="Compact"/>
+      </w:pPr>
+      <w:r>
+        <w:t xml:space="preserve">по всем девяти направлениям выполнили запросы к текущей выдаче: по семи сохранены TOP10, по двум результат запроса остался неопределённым;</w:t>
+      </w:r>
+    </w:p>
+    <w:p>
+      <w:pPr>
+        <w:numPr>
+          <w:ilvl w:val="0"/>
+          <w:numId w:val="1006"/>
         </w:numPr>
         <w:pStyle w:val="Compact"/>
       </w:pPr>
@@ -3174,7 +2999,7 @@
         <w:t xml:space="preserve">По двум темам — «окна для старого фонда» и «кладовая на балконе» — результат запроса к текущей выдаче остался неопределённым. Поэтому подтверждения, достаточного для включения этих тем в текущие семантические решения, нет.</w:t>
       </w:r>
     </w:p>
-    <w:bookmarkStart w:id="61" w:name="какие-16-фраз-вошли-в-итоговое-ядро"/>
+    <w:bookmarkStart w:id="56" w:name="какие-16-фраз-вошли-в-итоговое-ядро"/>
     <w:p>
       <w:pPr>
         <w:pStyle w:val="Heading3"/>
@@ -3217,7 +3042,7 @@
       <w:pPr>
         <w:numPr>
           <w:ilvl w:val="0"/>
-          <w:numId w:val="1005"/>
+          <w:numId w:val="1007"/>
         </w:numPr>
         <w:pStyle w:val="Compact"/>
       </w:pPr>
@@ -3229,7 +3054,7 @@
       <w:pPr>
         <w:numPr>
           <w:ilvl w:val="0"/>
-          <w:numId w:val="1005"/>
+          <w:numId w:val="1007"/>
         </w:numPr>
         <w:pStyle w:val="Compact"/>
       </w:pPr>
@@ -3241,7 +3066,7 @@
       <w:pPr>
         <w:numPr>
           <w:ilvl w:val="0"/>
-          <w:numId w:val="1005"/>
+          <w:numId w:val="1007"/>
         </w:numPr>
         <w:pStyle w:val="Compact"/>
       </w:pPr>
@@ -3253,7 +3078,7 @@
       <w:pPr>
         <w:numPr>
           <w:ilvl w:val="0"/>
-          <w:numId w:val="1005"/>
+          <w:numId w:val="1007"/>
         </w:numPr>
         <w:pStyle w:val="Compact"/>
       </w:pPr>
@@ -3265,7 +3090,7 @@
       <w:pPr>
         <w:numPr>
           <w:ilvl w:val="0"/>
-          <w:numId w:val="1005"/>
+          <w:numId w:val="1007"/>
         </w:numPr>
         <w:pStyle w:val="Compact"/>
       </w:pPr>
@@ -3277,7 +3102,7 @@
       <w:pPr>
         <w:numPr>
           <w:ilvl w:val="0"/>
-          <w:numId w:val="1005"/>
+          <w:numId w:val="1007"/>
         </w:numPr>
         <w:pStyle w:val="Compact"/>
       </w:pPr>
@@ -3304,7 +3129,7 @@
       </w:r>
     </w:p>
     <w:bookmarkEnd w:id="49"/>
-    <w:bookmarkStart w:id="51" w:name="солнцезащитные-стеклопакеты--3-фразы"/>
+    <w:bookmarkStart w:id="50" w:name="солнцезащитные-стеклопакеты--3-фразы"/>
     <w:p>
       <w:pPr>
         <w:pStyle w:val="Heading4"/>
@@ -3317,7 +3142,7 @@
       <w:pPr>
         <w:numPr>
           <w:ilvl w:val="0"/>
-          <w:numId w:val="1006"/>
+          <w:numId w:val="1008"/>
         </w:numPr>
         <w:pStyle w:val="Compact"/>
       </w:pPr>
@@ -3329,7 +3154,7 @@
       <w:pPr>
         <w:numPr>
           <w:ilvl w:val="0"/>
-          <w:numId w:val="1006"/>
+          <w:numId w:val="1008"/>
         </w:numPr>
         <w:pStyle w:val="Compact"/>
       </w:pPr>
@@ -3341,7 +3166,7 @@
       <w:pPr>
         <w:numPr>
           <w:ilvl w:val="0"/>
-          <w:numId w:val="1006"/>
+          <w:numId w:val="1008"/>
         </w:numPr>
         <w:pStyle w:val="Compact"/>
       </w:pPr>
@@ -3369,20 +3194,18 @@
       <w:r>
         <w:t xml:space="preserve"> </w:t>
       </w:r>
-      <w:hyperlink r:id="rId50">
-        <w:r>
-          <w:rPr>
-            <w:rStyle w:val="Hyperlink"/>
-          </w:rPr>
-          <w:t xml:space="preserve">https://okno-msk.ru/okna-rehau/steklopakety-dlya-plastikovykh-okon</w:t>
-        </w:r>
-      </w:hyperlink>
+      <w:r>
+        <w:rPr>
+          <w:rStyle w:val="VerbatimChar"/>
+        </w:rPr>
+        <w:t xml:space="preserve">https://okno-msk.ru/okna-rehau/steklopakety-dlya-plastikovykh-okon</w:t>
+      </w:r>
       <w:r>
         <w:t xml:space="preserve">.</w:t>
       </w:r>
     </w:p>
-    <w:bookmarkEnd w:id="51"/>
-    <w:bookmarkStart w:id="53" w:name="многофункциональный-стеклопакет--1-фраза"/>
+    <w:bookmarkEnd w:id="50"/>
+    <w:bookmarkStart w:id="51" w:name="многофункциональный-стеклопакет--1-фраза"/>
     <w:p>
       <w:pPr>
         <w:pStyle w:val="Heading4"/>
@@ -3395,7 +3218,7 @@
       <w:pPr>
         <w:numPr>
           <w:ilvl w:val="0"/>
-          <w:numId w:val="1007"/>
+          <w:numId w:val="1009"/>
         </w:numPr>
         <w:pStyle w:val="Compact"/>
       </w:pPr>
@@ -3423,20 +3246,18 @@
       <w:r>
         <w:t xml:space="preserve"> </w:t>
       </w:r>
-      <w:hyperlink r:id="rId52">
-        <w:r>
-          <w:rPr>
-            <w:rStyle w:val="Hyperlink"/>
-          </w:rPr>
-          <w:t xml:space="preserve">https://okno-msk.ru/stati/kak-vybrat-steklopaket-dlya-plastikovogo-okna/</w:t>
-        </w:r>
-      </w:hyperlink>
+      <w:r>
+        <w:rPr>
+          <w:rStyle w:val="VerbatimChar"/>
+        </w:rPr>
+        <w:t xml:space="preserve">https://okno-msk.ru/stati/kak-vybrat-steklopaket-dlya-plastikovogo-okna/</w:t>
+      </w:r>
       <w:r>
         <w:t xml:space="preserve">.</w:t>
       </w:r>
     </w:p>
-    <w:bookmarkEnd w:id="53"/>
-    <w:bookmarkStart w:id="54" w:name="ударопрочный-стеклопакет--1-фраза"/>
+    <w:bookmarkEnd w:id="51"/>
+    <w:bookmarkStart w:id="52" w:name="ударопрочный-стеклопакет--1-фраза"/>
     <w:p>
       <w:pPr>
         <w:pStyle w:val="Heading4"/>
@@ -3449,7 +3270,7 @@
       <w:pPr>
         <w:numPr>
           <w:ilvl w:val="0"/>
-          <w:numId w:val="1008"/>
+          <w:numId w:val="1010"/>
         </w:numPr>
         <w:pStyle w:val="Compact"/>
       </w:pPr>
@@ -3477,20 +3298,18 @@
       <w:r>
         <w:t xml:space="preserve"> </w:t>
       </w:r>
-      <w:hyperlink r:id="rId50">
-        <w:r>
-          <w:rPr>
-            <w:rStyle w:val="Hyperlink"/>
-          </w:rPr>
-          <w:t xml:space="preserve">https://okno-msk.ru/okna-rehau/steklopakety-dlya-plastikovykh-okon</w:t>
-        </w:r>
-      </w:hyperlink>
+      <w:r>
+        <w:rPr>
+          <w:rStyle w:val="VerbatimChar"/>
+        </w:rPr>
+        <w:t xml:space="preserve">https://okno-msk.ru/okna-rehau/steklopakety-dlya-plastikovykh-okon</w:t>
+      </w:r>
       <w:r>
         <w:t xml:space="preserve">.</w:t>
       </w:r>
     </w:p>
-    <w:bookmarkEnd w:id="54"/>
-    <w:bookmarkStart w:id="56" w:name="балкон-под-рабочее-место--1-фраза"/>
+    <w:bookmarkEnd w:id="52"/>
+    <w:bookmarkStart w:id="53" w:name="балкон-под-рабочее-место--1-фраза"/>
     <w:p>
       <w:pPr>
         <w:pStyle w:val="Heading4"/>
@@ -3503,7 +3322,7 @@
       <w:pPr>
         <w:numPr>
           <w:ilvl w:val="0"/>
-          <w:numId w:val="1009"/>
+          <w:numId w:val="1011"/>
         </w:numPr>
         <w:pStyle w:val="Compact"/>
       </w:pPr>
@@ -3531,20 +3350,18 @@
       <w:r>
         <w:t xml:space="preserve"> </w:t>
       </w:r>
-      <w:hyperlink r:id="rId55">
-        <w:r>
-          <w:rPr>
-            <w:rStyle w:val="Hyperlink"/>
-          </w:rPr>
-          <w:t xml:space="preserve">https://okno-msk.ru/balkony-i-lodzhii/</w:t>
-        </w:r>
-      </w:hyperlink>
+      <w:r>
+        <w:rPr>
+          <w:rStyle w:val="VerbatimChar"/>
+        </w:rPr>
+        <w:t xml:space="preserve">https://okno-msk.ru/balkony-i-lodzhii/</w:t>
+      </w:r>
       <w:r>
         <w:t xml:space="preserve">.</w:t>
       </w:r>
     </w:p>
-    <w:bookmarkEnd w:id="56"/>
-    <w:bookmarkStart w:id="58" w:name="шумоизоляция-крыши-балкона--3-фразы"/>
+    <w:bookmarkEnd w:id="53"/>
+    <w:bookmarkStart w:id="54" w:name="шумоизоляция-крыши-балкона--3-фразы"/>
     <w:p>
       <w:pPr>
         <w:pStyle w:val="Heading4"/>
@@ -3557,7 +3374,7 @@
       <w:pPr>
         <w:numPr>
           <w:ilvl w:val="0"/>
-          <w:numId w:val="1010"/>
+          <w:numId w:val="1012"/>
         </w:numPr>
         <w:pStyle w:val="Compact"/>
       </w:pPr>
@@ -3569,7 +3386,7 @@
       <w:pPr>
         <w:numPr>
           <w:ilvl w:val="0"/>
-          <w:numId w:val="1010"/>
+          <w:numId w:val="1012"/>
         </w:numPr>
         <w:pStyle w:val="Compact"/>
       </w:pPr>
@@ -3581,7 +3398,7 @@
       <w:pPr>
         <w:numPr>
           <w:ilvl w:val="0"/>
-          <w:numId w:val="1010"/>
+          <w:numId w:val="1012"/>
         </w:numPr>
         <w:pStyle w:val="Compact"/>
       </w:pPr>
@@ -3609,20 +3426,18 @@
       <w:r>
         <w:t xml:space="preserve"> </w:t>
       </w:r>
-      <w:hyperlink r:id="rId57">
-        <w:r>
-          <w:rPr>
-            <w:rStyle w:val="Hyperlink"/>
-          </w:rPr>
-          <w:t xml:space="preserve">https://okno-msk.ru/balkony-i-lodzhii/balkon-s-kryshej/</w:t>
-        </w:r>
-      </w:hyperlink>
+      <w:r>
+        <w:rPr>
+          <w:rStyle w:val="VerbatimChar"/>
+        </w:rPr>
+        <w:t xml:space="preserve">https://okno-msk.ru/balkony-i-lodzhii/balkon-s-kryshej/</w:t>
+      </w:r>
       <w:r>
         <w:t xml:space="preserve">. Для варианта «изнутри» точный способ выполнения услуги компанией не подтверждён, поэтому эта фраза сохранена без принудительного назначения точной страницы.</w:t>
       </w:r>
     </w:p>
-    <w:bookmarkEnd w:id="58"/>
-    <w:bookmarkStart w:id="60" w:name="армирование-оконного-профиля--1-фраза"/>
+    <w:bookmarkEnd w:id="54"/>
+    <w:bookmarkStart w:id="55" w:name="армирование-оконного-профиля--1-фраза"/>
     <w:p>
       <w:pPr>
         <w:pStyle w:val="Heading4"/>
@@ -3635,7 +3450,7 @@
       <w:pPr>
         <w:numPr>
           <w:ilvl w:val="0"/>
-          <w:numId w:val="1011"/>
+          <w:numId w:val="1013"/>
         </w:numPr>
         <w:pStyle w:val="Compact"/>
       </w:pPr>
@@ -3663,14 +3478,12 @@
       <w:r>
         <w:t xml:space="preserve"> </w:t>
       </w:r>
-      <w:hyperlink r:id="rId59">
-        <w:r>
-          <w:rPr>
-            <w:rStyle w:val="Hyperlink"/>
-          </w:rPr>
-          <w:t xml:space="preserve">https://okno-msk.ru/stati/kak-vybrat-plastikovye-okna/</w:t>
-        </w:r>
-      </w:hyperlink>
+      <w:r>
+        <w:rPr>
+          <w:rStyle w:val="VerbatimChar"/>
+        </w:rPr>
+        <w:t xml:space="preserve">https://okno-msk.ru/stati/kak-vybrat-plastikovye-okna/</w:t>
+      </w:r>
       <w:r>
         <w:t xml:space="preserve">.</w:t>
       </w:r>
@@ -3715,10 +3528,10 @@
         <w:t xml:space="preserve">Проверка ядра по выдаче Алисы была одной из основных частей работы. По исследованным типам спроса она не выявила системного расхождения, которое требовало бы заново перестраивать ядро или структуру сайта: существующее распределение в целом соответствует тому, как эти темы раскрываются в выдаче Алисы. После этого общего вывода были выделены 25 тем, где более глубокий разбор мог уточнить содержание конкретных страниц. Из них 8 разобрали углублённо: шесть разных случаев, где можно было уточнить решение, и два контрольных запроса для проверки устойчивости уже понятного вывода.</w:t>
       </w:r>
     </w:p>
-    <w:bookmarkEnd w:id="60"/>
-    <w:bookmarkEnd w:id="61"/>
-    <w:bookmarkEnd w:id="62"/>
-    <w:bookmarkStart w:id="63" w:name="методика-и-доказательная-база"/>
+    <w:bookmarkEnd w:id="55"/>
+    <w:bookmarkEnd w:id="56"/>
+    <w:bookmarkEnd w:id="57"/>
+    <w:bookmarkStart w:id="58" w:name="методика-и-доказательная-база"/>
     <w:p>
       <w:pPr>
         <w:pStyle w:val="Heading2"/>
@@ -3811,8 +3624,8 @@
         <w:t xml:space="preserve">Сайт и границы бизнеса → базовый Wordstat → 2 840 уникальных фраз → анализ 9 конкурентов и 44 страниц → 14 проверок Wordstat → 160 возвращённых строк → 20 потенциально новых формулировок → 9 направлений с запросами к текущей выдаче (7 сохранённых TOP10, 2 неопределённых результата) → 16 принятых фраз → общий корпус 2 856 → финальная очистка → 2 348 активных фраз → 168 групп → назначение страниц → 81 точная проверка обычной выдачи для итоговых границ → проверка по выдаче Алисы → 8 углублённых разборов → готовые рекомендации и зафиксированные неопределённости.</w:t>
       </w:r>
     </w:p>
-    <w:bookmarkEnd w:id="63"/>
-    <w:bookmarkStart w:id="64" w:name="итог"/>
+    <w:bookmarkEnd w:id="58"/>
+    <w:bookmarkStart w:id="59" w:name="итог"/>
     <w:p>
       <w:pPr>
         <w:pStyle w:val="Heading2"/>
@@ -3858,8 +3671,8 @@
         <w:t xml:space="preserve">. Массовая перестройка структуры не требуется; любые новые страницы, объединения, удаления или физические изменения должны иметь отдельное доказательное основание.</w:t>
       </w:r>
     </w:p>
-    <w:bookmarkEnd w:id="64"/>
-    <w:bookmarkEnd w:id="65"/>
+    <w:bookmarkEnd w:id="59"/>
+    <w:bookmarkEnd w:id="60"/>
     <w:sectPr>
       <w:headerReference r:id="rId9" w:type="default"/>
       <w:footerReference r:id="rId10" w:type="default"/>
@@ -4378,6 +4191,9 @@
     <w:abstractNumId w:val="991"/>
   </w:num>
   <w:num w:numId="1002">
+    <w:abstractNumId w:val="991"/>
+  </w:num>
+  <w:num w:numId="1003">
     <w:abstractNumId w:val="99411"/>
     <w:lvlOverride w:ilvl="0">
       <w:startOverride w:val="1"/>
@@ -4407,9 +4223,6 @@
       <w:startOverride w:val="1"/>
     </w:lvlOverride>
   </w:num>
-  <w:num w:numId="1003">
-    <w:abstractNumId w:val="991"/>
-  </w:num>
   <w:num w:numId="1004">
     <w:abstractNumId w:val="991"/>
   </w:num>
@@ -4432,6 +4245,12 @@
     <w:abstractNumId w:val="991"/>
   </w:num>
   <w:num w:numId="1011">
+    <w:abstractNumId w:val="991"/>
+  </w:num>
+  <w:num w:numId="1012">
+    <w:abstractNumId w:val="991"/>
+  </w:num>
+  <w:num w:numId="1013">
     <w:abstractNumId w:val="991"/>
   </w:num>
 </w:numbering>
@@ -16290,13 +16109,239 @@
       </w:tcPr>
     </w:tblStylePr>
   </w:style>
-  <w:style w:type="paragraph" w:customStyle="1" w:styleId="SourceCode">
+  <w:style w:customStyle="1" w:styleId="SourceCode" w:type="paragraph">
     <w:name w:val="Source Code"/>
     <w:basedOn w:val="Normal"/>
     <w:link w:val="VerbatimChar"/>
     <w:pPr>
       <w:wordWrap w:val="off"/>
     </w:pPr>
+  </w:style>
+  <w:style w:customStyle="1" w:styleId="KeywordTok" w:type="character">
+    <w:name w:val="KeywordTok"/>
+    <w:basedOn w:val="VerbatimChar"/>
+    <w:rPr>
+      <w:color w:val="007020"/>
+      <w:b/>
+    </w:rPr>
+  </w:style>
+  <w:style w:customStyle="1" w:styleId="DataTypeTok" w:type="character">
+    <w:name w:val="DataTypeTok"/>
+    <w:basedOn w:val="VerbatimChar"/>
+    <w:rPr>
+      <w:color w:val="902000"/>
+    </w:rPr>
+  </w:style>
+  <w:style w:customStyle="1" w:styleId="DecValTok" w:type="character">
+    <w:name w:val="DecValTok"/>
+    <w:basedOn w:val="VerbatimChar"/>
+    <w:rPr>
+      <w:color w:val="40a070"/>
+    </w:rPr>
+  </w:style>
+  <w:style w:customStyle="1" w:styleId="BaseNTok" w:type="character">
+    <w:name w:val="BaseNTok"/>
+    <w:basedOn w:val="VerbatimChar"/>
+    <w:rPr>
+      <w:color w:val="40a070"/>
+    </w:rPr>
+  </w:style>
+  <w:style w:customStyle="1" w:styleId="FloatTok" w:type="character">
+    <w:name w:val="FloatTok"/>
+    <w:basedOn w:val="VerbatimChar"/>
+    <w:rPr>
+      <w:color w:val="40a070"/>
+    </w:rPr>
+  </w:style>
+  <w:style w:customStyle="1" w:styleId="ConstantTok" w:type="character">
+    <w:name w:val="ConstantTok"/>
+    <w:basedOn w:val="VerbatimChar"/>
+    <w:rPr>
+      <w:color w:val="880000"/>
+    </w:rPr>
+  </w:style>
+  <w:style w:customStyle="1" w:styleId="CharTok" w:type="character">
+    <w:name w:val="CharTok"/>
+    <w:basedOn w:val="VerbatimChar"/>
+    <w:rPr>
+      <w:color w:val="4070a0"/>
+    </w:rPr>
+  </w:style>
+  <w:style w:customStyle="1" w:styleId="SpecialCharTok" w:type="character">
+    <w:name w:val="SpecialCharTok"/>
+    <w:basedOn w:val="VerbatimChar"/>
+    <w:rPr>
+      <w:color w:val="4070a0"/>
+    </w:rPr>
+  </w:style>
+  <w:style w:customStyle="1" w:styleId="StringTok" w:type="character">
+    <w:name w:val="StringTok"/>
+    <w:basedOn w:val="VerbatimChar"/>
+    <w:rPr>
+      <w:color w:val="4070a0"/>
+    </w:rPr>
+  </w:style>
+  <w:style w:customStyle="1" w:styleId="VerbatimStringTok" w:type="character">
+    <w:name w:val="VerbatimStringTok"/>
+    <w:basedOn w:val="VerbatimChar"/>
+    <w:rPr>
+      <w:color w:val="4070a0"/>
+    </w:rPr>
+  </w:style>
+  <w:style w:customStyle="1" w:styleId="SpecialStringTok" w:type="character">
+    <w:name w:val="SpecialStringTok"/>
+    <w:basedOn w:val="VerbatimChar"/>
+    <w:rPr>
+      <w:color w:val="bb6688"/>
+    </w:rPr>
+  </w:style>
+  <w:style w:customStyle="1" w:styleId="ImportTok" w:type="character">
+    <w:name w:val="ImportTok"/>
+    <w:basedOn w:val="VerbatimChar"/>
+    <w:rPr>
+      <w:color w:val="008000"/>
+      <w:b/>
+    </w:rPr>
+  </w:style>
+  <w:style w:customStyle="1" w:styleId="CommentTok" w:type="character">
+    <w:name w:val="CommentTok"/>
+    <w:basedOn w:val="VerbatimChar"/>
+    <w:rPr>
+      <w:color w:val="60a0b0"/>
+      <w:i/>
+    </w:rPr>
+  </w:style>
+  <w:style w:customStyle="1" w:styleId="DocumentationTok" w:type="character">
+    <w:name w:val="DocumentationTok"/>
+    <w:basedOn w:val="VerbatimChar"/>
+    <w:rPr>
+      <w:color w:val="ba2121"/>
+      <w:i/>
+    </w:rPr>
+  </w:style>
+  <w:style w:customStyle="1" w:styleId="AnnotationTok" w:type="character">
+    <w:name w:val="AnnotationTok"/>
+    <w:basedOn w:val="VerbatimChar"/>
+    <w:rPr>
+      <w:color w:val="60a0b0"/>
+      <w:b/>
+      <w:i/>
+    </w:rPr>
+  </w:style>
+  <w:style w:customStyle="1" w:styleId="CommentVarTok" w:type="character">
+    <w:name w:val="CommentVarTok"/>
+    <w:basedOn w:val="VerbatimChar"/>
+    <w:rPr>
+      <w:color w:val="60a0b0"/>
+      <w:b/>
+      <w:i/>
+    </w:rPr>
+  </w:style>
+  <w:style w:customStyle="1" w:styleId="OtherTok" w:type="character">
+    <w:name w:val="OtherTok"/>
+    <w:basedOn w:val="VerbatimChar"/>
+    <w:rPr>
+      <w:color w:val="007020"/>
+    </w:rPr>
+  </w:style>
+  <w:style w:customStyle="1" w:styleId="FunctionTok" w:type="character">
+    <w:name w:val="FunctionTok"/>
+    <w:basedOn w:val="VerbatimChar"/>
+    <w:rPr>
+      <w:color w:val="06287e"/>
+    </w:rPr>
+  </w:style>
+  <w:style w:customStyle="1" w:styleId="VariableTok" w:type="character">
+    <w:name w:val="VariableTok"/>
+    <w:basedOn w:val="VerbatimChar"/>
+    <w:rPr>
+      <w:color w:val="19177c"/>
+    </w:rPr>
+  </w:style>
+  <w:style w:customStyle="1" w:styleId="ControlFlowTok" w:type="character">
+    <w:name w:val="ControlFlowTok"/>
+    <w:basedOn w:val="VerbatimChar"/>
+    <w:rPr>
+      <w:color w:val="007020"/>
+      <w:b/>
+    </w:rPr>
+  </w:style>
+  <w:style w:customStyle="1" w:styleId="OperatorTok" w:type="character">
+    <w:name w:val="OperatorTok"/>
+    <w:basedOn w:val="VerbatimChar"/>
+    <w:rPr>
+      <w:color w:val="666666"/>
+    </w:rPr>
+  </w:style>
+  <w:style w:customStyle="1" w:styleId="BuiltInTok" w:type="character">
+    <w:name w:val="BuiltInTok"/>
+    <w:basedOn w:val="VerbatimChar"/>
+    <w:rPr>
+      <w:color w:val="008000"/>
+    </w:rPr>
+  </w:style>
+  <w:style w:customStyle="1" w:styleId="ExtensionTok" w:type="character">
+    <w:name w:val="ExtensionTok"/>
+    <w:basedOn w:val="VerbatimChar"/>
+    <w:rPr/>
+  </w:style>
+  <w:style w:customStyle="1" w:styleId="PreprocessorTok" w:type="character">
+    <w:name w:val="PreprocessorTok"/>
+    <w:basedOn w:val="VerbatimChar"/>
+    <w:rPr>
+      <w:color w:val="bc7a00"/>
+    </w:rPr>
+  </w:style>
+  <w:style w:customStyle="1" w:styleId="AttributeTok" w:type="character">
+    <w:name w:val="AttributeTok"/>
+    <w:basedOn w:val="VerbatimChar"/>
+    <w:rPr>
+      <w:color w:val="7d9029"/>
+    </w:rPr>
+  </w:style>
+  <w:style w:customStyle="1" w:styleId="RegionMarkerTok" w:type="character">
+    <w:name w:val="RegionMarkerTok"/>
+    <w:basedOn w:val="VerbatimChar"/>
+    <w:rPr/>
+  </w:style>
+  <w:style w:customStyle="1" w:styleId="InformationTok" w:type="character">
+    <w:name w:val="InformationTok"/>
+    <w:basedOn w:val="VerbatimChar"/>
+    <w:rPr>
+      <w:color w:val="60a0b0"/>
+      <w:b/>
+      <w:i/>
+    </w:rPr>
+  </w:style>
+  <w:style w:customStyle="1" w:styleId="WarningTok" w:type="character">
+    <w:name w:val="WarningTok"/>
+    <w:basedOn w:val="VerbatimChar"/>
+    <w:rPr>
+      <w:color w:val="60a0b0"/>
+      <w:b/>
+      <w:i/>
+    </w:rPr>
+  </w:style>
+  <w:style w:customStyle="1" w:styleId="AlertTok" w:type="character">
+    <w:name w:val="AlertTok"/>
+    <w:basedOn w:val="VerbatimChar"/>
+    <w:rPr>
+      <w:color w:val="ff0000"/>
+      <w:b/>
+    </w:rPr>
+  </w:style>
+  <w:style w:customStyle="1" w:styleId="ErrorTok" w:type="character">
+    <w:name w:val="ErrorTok"/>
+    <w:basedOn w:val="VerbatimChar"/>
+    <w:rPr>
+      <w:color w:val="ff0000"/>
+      <w:b/>
+    </w:rPr>
+  </w:style>
+  <w:style w:customStyle="1" w:styleId="NormalTok" w:type="character">
+    <w:name w:val="NormalTok"/>
+    <w:basedOn w:val="VerbatimChar"/>
+    <w:rPr/>
   </w:style>
   <w:style w:type="character" w:customStyle="1" w:styleId="KeywordTok">
     <w:name w:val="KeywordTok"/>
